--- a/docs/routing3d_bundle_algorithm.docx
+++ b/docs/routing3d_bundle_algorithm.docx
@@ -122,31 +122,14 @@
           <w:b/>
           <w:sz w:val="21"/>
         </w:rPr>
-        <w:t>공용 파이프 랙(트렁크 고도)을 따라 나란히</w:t>
+        <w:t>공용 파이프 랙을 따라 나란히</w:t>
       </w:r>
       <w:r>
         <w:rPr>
           <w:rFonts w:ascii="맑은 고딕" w:hAnsi="맑은 고딕" w:eastAsia="맑은 고딕"/>
           <w:sz w:val="21"/>
         </w:rPr>
-        <w:t xml:space="preserve"> 깔린다. 이렇게</w:t>
-      </w:r>
-    </w:p>
-    <w:p>
-      <w:r>
-        <w:rPr>
-          <w:rFonts w:ascii="맑은 고딕" w:hAnsi="맑은 고딕" w:eastAsia="맑은 고딕"/>
-          <w:b/>
-          <w:sz w:val="21"/>
-        </w:rPr>
-        <w:t>같은 트렁크 축·같은 높이에 평행하게 모인 배관 다발</w:t>
-      </w:r>
-      <w:r>
-        <w:rPr>
-          <w:rFonts w:ascii="맑은 고딕" w:hAnsi="맑은 고딕" w:eastAsia="맑은 고딕"/>
-          <w:sz w:val="21"/>
-        </w:rPr>
-        <w:t>을 '번들(bundle)'이라 부른다. 자동 라우팅이</w:t>
+        <w:t xml:space="preserve"> 깔린다. 수평 랙(트렁크 고도)뿐</w:t>
       </w:r>
     </w:p>
     <w:p>
@@ -155,7 +138,31 @@
           <w:rFonts w:ascii="맑은 고딕" w:hAnsi="맑은 고딕" w:eastAsia="맑은 고딕"/>
           <w:sz w:val="21"/>
         </w:rPr>
-        <w:t>이를 따르면 결과가 사람 설계처럼 정돈된다(L4 패턴 학습).</w:t>
+        <w:t xml:space="preserve">아니라 </w:t>
+      </w:r>
+      <w:r>
+        <w:rPr>
+          <w:rFonts w:ascii="맑은 고딕" w:hAnsi="맑은 고딕" w:eastAsia="맑은 고딕"/>
+          <w:b/>
+          <w:sz w:val="21"/>
+        </w:rPr>
+        <w:t>수직 입상(riser) 다발</w:t>
+      </w:r>
+      <w:r>
+        <w:rPr>
+          <w:rFonts w:ascii="맑은 고딕" w:hAnsi="맑은 고딕" w:eastAsia="맑은 고딕"/>
+          <w:sz w:val="21"/>
+        </w:rPr>
+        <w:t>로도 묶인다. 이렇게 **동일 이격간격으로 평행하게 함께 진행하는 배관</w:t>
+      </w:r>
+    </w:p>
+    <w:p>
+      <w:r>
+        <w:rPr>
+          <w:rFonts w:ascii="맑은 고딕" w:hAnsi="맑은 고딕" w:eastAsia="맑은 고딕"/>
+          <w:sz w:val="21"/>
+        </w:rPr>
+        <w:t>다발**을 '번들(bundle)'이라 부른다. 자동 라우팅이 이를 따르면 결과가 사람 설계처럼 정돈된다(L4 학습).</w:t>
       </w:r>
     </w:p>
     <w:p>
@@ -168,7 +175,7 @@
           <w:color w:val="1F3355"/>
           <w:sz w:val="27"/>
         </w:rPr>
-        <w:t>1.2 핵심 정의 (v2)</w:t>
+        <w:t>1.2 핵심 정의 (v3)</w:t>
       </w:r>
     </w:p>
     <w:p>
@@ -182,7 +189,7 @@
           <w:color w:val="555555"/>
           <w:sz w:val="20"/>
         </w:rPr>
-        <w:t>**번들 = 같은 (장비 owner · 유틸리티) 의 배관 중, 같은 트렁크 주축(x 또는 y)·근접한 트렁크</w:t>
+        <w:t>**번들 = 같은 (장비 owner · 유틸리티) 의 배관 중, 동일 이격간격으로 평행하게 '함께 진행'하는</w:t>
       </w:r>
     </w:p>
     <w:p>
@@ -196,7 +203,7 @@
           <w:color w:val="555555"/>
           <w:sz w:val="20"/>
         </w:rPr>
-        <w:t>고도(z)에서 평행하게 달리는 ≥2개 배관의 묶음.**</w:t>
+        <w:t>≥2개 배관의 묶음.** 진행축은 수평(x·y)·수직(z, 입상) 모두 포함한다.</w:t>
       </w:r>
     </w:p>
     <w:p>
@@ -205,7 +212,27 @@
           <w:rFonts w:ascii="맑은 고딕" w:hAnsi="맑은 고딕" w:eastAsia="맑은 고딕"/>
           <w:sz w:val="21"/>
         </w:rPr>
-        <w:t>초기 버전(v1)은 번들을 '형태 유사 + 균일 이격간격'으로 정의했으나, 실데이터 검증 결과 이 정의가</w:t>
+        <w:t>세 가지 기준:</w:t>
+      </w:r>
+    </w:p>
+    <w:p>
+      <w:pPr>
+        <w:pStyle w:val="ListNumber"/>
+      </w:pPr>
+      <w:r>
+        <w:rPr>
+          <w:rFonts w:ascii="맑은 고딕" w:hAnsi="맑은 고딕" w:eastAsia="맑은 고딕"/>
+          <w:b/>
+          <w:sz w:val="21"/>
+        </w:rPr>
+        <w:t>레인 유지 (±10mm)</w:t>
+      </w:r>
+      <w:r>
+        <w:rPr>
+          <w:rFonts w:ascii="맑은 고딕" w:hAnsi="맑은 고딕" w:eastAsia="맑은 고딕"/>
+          <w:sz w:val="21"/>
+        </w:rPr>
+        <w:t xml:space="preserve"> — 각 배관은 진행하는 동안 자기 '레인'(진행축과 직교하는 두 고정 좌표)을</w:t>
       </w:r>
     </w:p>
     <w:p>
@@ -214,7 +241,7 @@
           <w:rFonts w:ascii="맑은 고딕" w:hAnsi="맑은 고딕" w:eastAsia="맑은 고딕"/>
           <w:sz w:val="21"/>
         </w:rPr>
-        <w:t xml:space="preserve">실제 랙을 대부분 놓쳐(§6) </w:t>
+        <w:t xml:space="preserve">   </w:t>
       </w:r>
       <w:r>
         <w:rPr>
@@ -222,14 +249,145 @@
           <w:b/>
           <w:sz w:val="21"/>
         </w:rPr>
-        <w:t>'공간(트렁크 축·높이·평행)'</w:t>
+        <w:t>±10mm 안에서 일정하게</w:t>
       </w:r>
       <w:r>
         <w:rPr>
           <w:rFonts w:ascii="맑은 고딕" w:hAnsi="맑은 고딕" w:eastAsia="맑은 고딕"/>
           <w:sz w:val="21"/>
         </w:rPr>
-        <w:t xml:space="preserve"> 정의로 재설계했다.</w:t>
+        <w:t xml:space="preserve"> 유지한다. 이 밴드를 벗어나면 레인 이탈(=다른 런/꺾임)로 본다.</w:t>
+      </w:r>
+    </w:p>
+    <w:p>
+      <w:pPr>
+        <w:pStyle w:val="ListNumber"/>
+      </w:pPr>
+      <w:r>
+        <w:rPr>
+          <w:rFonts w:ascii="맑은 고딕" w:hAnsi="맑은 고딕" w:eastAsia="맑은 고딕"/>
+          <w:b/>
+          <w:sz w:val="21"/>
+        </w:rPr>
+        <w:t>동시진행 + 동일간격</w:t>
+      </w:r>
+      <w:r>
+        <w:rPr>
+          <w:rFonts w:ascii="맑은 고딕" w:hAnsi="맑은 고딕" w:eastAsia="맑은 고딕"/>
+          <w:sz w:val="21"/>
+        </w:rPr>
+        <w:t xml:space="preserve"> — 같은 진행축에서 진행구간이 겹치고(co-travel), 직교 한 축은 공유(±10mm),</w:t>
+      </w:r>
+    </w:p>
+    <w:p>
+      <w:r>
+        <w:rPr>
+          <w:rFonts w:ascii="맑은 고딕" w:hAnsi="맑은 고딕" w:eastAsia="맑은 고딕"/>
+          <w:sz w:val="21"/>
+        </w:rPr>
+        <w:t xml:space="preserve">   다른 축으로 </w:t>
+      </w:r>
+      <w:r>
+        <w:rPr>
+          <w:rFonts w:ascii="맑은 고딕" w:hAnsi="맑은 고딕" w:eastAsia="맑은 고딕"/>
+          <w:b/>
+          <w:sz w:val="21"/>
+        </w:rPr>
+        <w:t>등간격</w:t>
+      </w:r>
+      <w:r>
+        <w:rPr>
+          <w:rFonts w:ascii="맑은 고딕" w:hAnsi="맑은 고딕" w:eastAsia="맑은 고딕"/>
+          <w:sz w:val="21"/>
+        </w:rPr>
+        <w:t xml:space="preserve"> 떨어진 평행 런들을 한 다발로 묶는다.</w:t>
+      </w:r>
+    </w:p>
+    <w:p>
+      <w:pPr>
+        <w:pStyle w:val="ListNumber"/>
+      </w:pPr>
+      <w:r>
+        <w:rPr>
+          <w:rFonts w:ascii="맑은 고딕" w:hAnsi="맑은 고딕" w:eastAsia="맑은 고딕"/>
+          <w:b/>
+          <w:sz w:val="21"/>
+        </w:rPr>
+        <w:t>밴딩 각도 동일 (±2°)</w:t>
+      </w:r>
+      <w:r>
+        <w:rPr>
+          <w:rFonts w:ascii="맑은 고딕" w:hAnsi="맑은 고딕" w:eastAsia="맑은 고딕"/>
+          <w:sz w:val="21"/>
+        </w:rPr>
+        <w:t xml:space="preserve"> — 꺾임이 있으면 </w:t>
+      </w:r>
+      <w:r>
+        <w:rPr>
+          <w:rFonts w:ascii="맑은 고딕" w:hAnsi="맑은 고딕" w:eastAsia="맑은 고딕"/>
+          <w:b/>
+          <w:sz w:val="21"/>
+        </w:rPr>
+        <w:t>같은 각도로 함께 꺾이는</w:t>
+      </w:r>
+      <w:r>
+        <w:rPr>
+          <w:rFonts w:ascii="맑은 고딕" w:hAnsi="맑은 고딕" w:eastAsia="맑은 고딕"/>
+          <w:sz w:val="21"/>
+        </w:rPr>
+        <w:t xml:space="preserve"> 배관은 코너를 넘어 한 그룹으로</w:t>
+      </w:r>
+    </w:p>
+    <w:p>
+      <w:r>
+        <w:rPr>
+          <w:rFonts w:ascii="맑은 고딕" w:hAnsi="맑은 고딕" w:eastAsia="맑은 고딕"/>
+          <w:sz w:val="21"/>
+        </w:rPr>
+        <w:t xml:space="preserve">   이어 포함한다. 단, 꺾임 자체는 </w:t>
+      </w:r>
+      <w:r>
+        <w:rPr>
+          <w:rFonts w:ascii="맑은 고딕" w:hAnsi="맑은 고딕" w:eastAsia="맑은 고딕"/>
+          <w:b/>
+          <w:sz w:val="21"/>
+        </w:rPr>
+        <w:t>필수가 아니다</w:t>
+      </w:r>
+      <w:r>
+        <w:rPr>
+          <w:rFonts w:ascii="맑은 고딕" w:hAnsi="맑은 고딕" w:eastAsia="맑은 고딕"/>
+          <w:sz w:val="21"/>
+        </w:rPr>
+        <w:t xml:space="preserve"> — 직선 평행 다발도 번들이다.</w:t>
+      </w:r>
+    </w:p>
+    <w:p>
+      <w:pPr>
+        <w:ind w:left="240"/>
+      </w:pPr>
+      <w:r>
+        <w:rPr>
+          <w:rFonts w:ascii="맑은 고딕" w:hAnsi="맑은 고딕" w:eastAsia="맑은 고딕"/>
+          <w:i/>
+          <w:color w:val="555555"/>
+          <w:sz w:val="20"/>
+        </w:rPr>
+        <w:t>v1(형태 유사 + 균일 피치) → v2(공간: 수평 트렁크·z-근접) → **v3(세그먼트 동시진행: 수평·수직 + 레인</w:t>
+      </w:r>
+    </w:p>
+    <w:p>
+      <w:pPr>
+        <w:ind w:left="240"/>
+      </w:pPr>
+      <w:r>
+        <w:rPr>
+          <w:rFonts w:ascii="맑은 고딕" w:hAnsi="맑은 고딕" w:eastAsia="맑은 고딕"/>
+          <w:i/>
+          <w:color w:val="555555"/>
+          <w:sz w:val="20"/>
+        </w:rPr>
+        <w:t>유지 + 코너 추종)** 로 재설계했다. 배경은 §6.</w:t>
       </w:r>
     </w:p>
     <w:p>
@@ -312,7 +470,7 @@
           <w:rFonts w:ascii="Consolas" w:hAnsi="Consolas" w:eastAsia="맑은 고딕"/>
           <w:sz w:val="18"/>
         </w:rPr>
-        <w:t>처리:  Phase 1 특징 추출 → Phase 3 공간 랙 검출 → 템플릿 집계</w:t>
+        <w:t>처리:  Phase 1 특징 추출(참고) + 런 분해 → Phase 3 공간 동시진행 검출 → 템플릿 집계</w:t>
       </w:r>
     </w:p>
     <w:p>
@@ -340,7 +498,7 @@
           <w:rFonts w:ascii="Consolas" w:hAnsi="Consolas" w:eastAsia="맑은 고딕"/>
           <w:sz w:val="18"/>
         </w:rPr>
-        <w:t>출력:  route_bundle_group   (번들 그룹: group_id, member_guids, trunk_z, pitch …)</w:t>
+        <w:t>출력:  route_bundle_group   (번들 그룹: group_id, member_guids, trunk_axis, trunk_z, pitch …)</w:t>
       </w:r>
     </w:p>
     <w:p>
@@ -354,7 +512,7 @@
           <w:rFonts w:ascii="Consolas" w:hAnsi="Consolas" w:eastAsia="맑은 고딕"/>
           <w:sz w:val="18"/>
         </w:rPr>
-        <w:t xml:space="preserve">        route_bundle_template (집계 뷰: (owner,util)별 trunk_zs[], pitch, n_members)</w:t>
+        <w:t xml:space="preserve">        route_bundle_template (집계 뷰: (owner,util)별 trunk_zs[], pitch, n_members, n_vert)</w:t>
       </w:r>
     </w:p>
     <w:p>
@@ -378,15 +536,22 @@
           <w:rFonts w:ascii="맑은 고딕" w:hAnsi="맑은 고딕" w:eastAsia="맑은 고딕"/>
           <w:sz w:val="21"/>
         </w:rPr>
-        <w:t xml:space="preserve"> 를 (owner,util) 키로 조회해 </w:t>
+        <w:t>/</w:t>
+      </w:r>
+      <w:r>
+        <w:rPr>
+          <w:rFonts w:ascii="Consolas" w:hAnsi="Consolas" w:eastAsia="맑은 고딕"/>
+          <w:color w:val="B03060"/>
+          <w:sz w:val="20"/>
+        </w:rPr>
+        <w:t>route_bundle_group</w:t>
       </w:r>
       <w:r>
         <w:rPr>
           <w:rFonts w:ascii="맑은 고딕" w:hAnsi="맑은 고딕" w:eastAsia="맑은 고딕"/>
-          <w:b/>
           <w:sz w:val="21"/>
         </w:rPr>
-        <w:t>트렁크 고도(rack_levels)</w:t>
+        <w:t xml:space="preserve"> 를 키로 조회해 **트렁크 고도</w:t>
       </w:r>
     </w:p>
     <w:p>
@@ -395,7 +560,7 @@
           <w:rFonts w:ascii="맑은 고딕" w:hAnsi="맑은 고딕" w:eastAsia="맑은 고딕"/>
           <w:sz w:val="21"/>
         </w:rPr>
-        <w:t xml:space="preserve">와 </w:t>
+        <w:t>(rack_levels)</w:t>
       </w:r>
       <w:r>
         <w:rPr>
@@ -403,14 +568,14 @@
           <w:b/>
           <w:sz w:val="21"/>
         </w:rPr>
-        <w:t>레인 회랑</w:t>
+        <w:t xml:space="preserve"> 와 </w:t>
       </w:r>
       <w:r>
         <w:rPr>
           <w:rFonts w:ascii="맑은 고딕" w:hAnsi="맑은 고딕" w:eastAsia="맑은 고딕"/>
           <w:sz w:val="21"/>
         </w:rPr>
-        <w:t>을 라우팅에 주입한다.</w:t>
+        <w:t>수평·수직 레인 회랑**을 라우팅에 주입한다.</w:t>
       </w:r>
     </w:p>
     <w:p>
@@ -444,7 +609,7 @@
           <w:rFonts w:ascii="Consolas" w:hAnsi="Consolas" w:eastAsia="맑은 고딕"/>
           <w:sz w:val="18"/>
         </w:rPr>
-        <w:t>Phase 1  개별 경로 특징 추출</w:t>
+        <w:t>Phase 1  개별 경로 특징 추출 (참고 메트릭 + 런 분해 입력)</w:t>
       </w:r>
     </w:p>
     <w:p>
@@ -458,21 +623,7 @@
           <w:rFonts w:ascii="Consolas" w:hAnsi="Consolas" w:eastAsia="맑은 고딕"/>
           <w:sz w:val="18"/>
         </w:rPr>
-        <w:t xml:space="preserve">   방향 런 압축 → Arrow Coding(R/H/D) · 꺾임 수 · 트렁크 주축 ·</w:t>
-      </w:r>
-    </w:p>
-    <w:p>
-      <w:pPr>
-        <w:spacing w:after="0" w:before="0"/>
-        <w:ind w:left="120"/>
-        <w:shd w:val="clear" w:fill="F2F2F2"/>
-      </w:pPr>
-      <w:r>
-        <w:rPr>
-          <w:rFonts w:ascii="Consolas" w:hAnsi="Consolas" w:eastAsia="맑은 고딕"/>
-          <w:sz w:val="18"/>
-        </w:rPr>
-        <w:t xml:space="preserve">   리샘플 방향벡터 · 길이 · 규모(extent) · centroid</w:t>
+        <w:t xml:space="preserve">   방향 런 압축 → Arrow Coding(R/H/D) · 꺾임 수 · 리샘플 방향벡터 · 길이 · 규모 · centroid</w:t>
       </w:r>
     </w:p>
     <w:p>
@@ -500,7 +651,7 @@
           <w:rFonts w:ascii="Consolas" w:hAnsi="Consolas" w:eastAsia="맑은 고딕"/>
           <w:sz w:val="18"/>
         </w:rPr>
-        <w:t>Phase 2  복합 유사도(참고 지표로 강등 — v2에서 그룹화 게이트 아님)</w:t>
+        <w:t>Phase 2  복합 유사도 (참고 지표 avg_similarity — 그룹화 게이트 아님)</w:t>
       </w:r>
     </w:p>
     <w:p>
@@ -542,7 +693,7 @@
           <w:rFonts w:ascii="Consolas" w:hAnsi="Consolas" w:eastAsia="맑은 고딕"/>
           <w:sz w:val="18"/>
         </w:rPr>
-        <w:t>Phase 3  공간 랙 검출  ★ 핵심</w:t>
+        <w:t>Phase 3  공간 동시진행(co-travel) 검출  ★ 핵심</w:t>
       </w:r>
     </w:p>
     <w:p>
@@ -556,7 +707,7 @@
           <w:rFonts w:ascii="Consolas" w:hAnsi="Consolas" w:eastAsia="맑은 고딕"/>
           <w:sz w:val="18"/>
         </w:rPr>
-        <w:t xml:space="preserve">   (owner,util) pre-filter → trunk_axis 분리 → z-근접 군집 →</w:t>
+        <w:t xml:space="preserve">   배관을 축정렬 직선 런으로 분해(레인 유지 ±10mm) →</w:t>
       </w:r>
     </w:p>
     <w:p>
@@ -570,7 +721,21 @@
           <w:rFonts w:ascii="Consolas" w:hAnsi="Consolas" w:eastAsia="맑은 고딕"/>
           <w:sz w:val="18"/>
         </w:rPr>
-        <w:t xml:space="preserve">   perp 등간격 런 분할(outlier 분리) → 꺾임 게이트 → trunk_z·pitch·spread</w:t>
+        <w:t xml:space="preserve">   (owner,util) 키 → 축별 평행 동시진행 다발(sh 공유·진행 겹침·sp 등간격) →</w:t>
+      </w:r>
+    </w:p>
+    <w:p>
+      <w:pPr>
+        <w:spacing w:after="0" w:before="0"/>
+        <w:ind w:left="120"/>
+        <w:shd w:val="clear" w:fill="F2F2F2"/>
+      </w:pPr>
+      <w:r>
+        <w:rPr>
+          <w:rFonts w:ascii="Consolas" w:hAnsi="Consolas" w:eastAsia="맑은 고딕"/>
+          <w:sz w:val="18"/>
+        </w:rPr>
+        <w:t xml:space="preserve">   코너 병합(멤버 ≥2 공유) → trunk_axis·z·pitch·spread 산출</w:t>
       </w:r>
     </w:p>
     <w:p>
@@ -615,7 +780,16 @@
           <w:rFonts w:ascii="맑은 고딕" w:hAnsi="맑은 고딕" w:eastAsia="맑은 고딕"/>
           <w:sz w:val="21"/>
         </w:rPr>
-        <w:t>배관 1개 폴리라인에서 형태·공간 특징을 뽑는다.</w:t>
+        <w:t>배관 1개 폴리라인에서 형태·공간 특징을 뽑는다(유사도 참고 지표 + 꺾임 수). 검출 본체는 §5의 '런'</w:t>
+      </w:r>
+    </w:p>
+    <w:p>
+      <w:r>
+        <w:rPr>
+          <w:rFonts w:ascii="맑은 고딕" w:hAnsi="맑은 고딕" w:eastAsia="맑은 고딕"/>
+          <w:sz w:val="21"/>
+        </w:rPr>
+        <w:t>분해를 별도로 쓴다.</w:t>
       </w:r>
     </w:p>
     <w:p>
@@ -683,7 +857,7 @@
           <w:rFonts w:ascii="맑은 고딕" w:hAnsi="맑은 고딕" w:eastAsia="맑은 고딕"/>
           <w:sz w:val="21"/>
         </w:rPr>
-        <w:t xml:space="preserve"> = 최대 절대성분 축의 부호)</w:t>
+        <w:t>)하고, 연속 동일 방향을</w:t>
       </w:r>
     </w:p>
     <w:p>
@@ -692,7 +866,7 @@
           <w:rFonts w:ascii="맑은 고딕" w:hAnsi="맑은 고딕" w:eastAsia="맑은 고딕"/>
           <w:sz w:val="21"/>
         </w:rPr>
-        <w:t xml:space="preserve">하고, 연속 동일 방향을 하나의 런으로 병합한다. → </w:t>
+        <w:t xml:space="preserve">하나의 런으로 병합한다. → </w:t>
       </w:r>
       <w:r>
         <w:rPr>
@@ -901,7 +1075,7 @@
           <w:color w:val="555555"/>
           <w:sz w:val="20"/>
         </w:rPr>
-        <w:t xml:space="preserve"> 에 오염되므로, v2 는 형태</w:t>
+        <w:t xml:space="preserve"> 에 오염되므로 그룹화 게이트에서</w:t>
       </w:r>
     </w:p>
     <w:p>
@@ -915,7 +1089,7 @@
           <w:color w:val="555555"/>
           <w:sz w:val="20"/>
         </w:rPr>
-        <w:t>유사도를 그룹화 게이트에서 빼고 공간 기준으로 전환했다(§6).</w:t>
+        <w:t>빼고 공간 기준으로 검출한다(§6).</w:t>
       </w:r>
     </w:p>
     <w:p>
@@ -961,7 +1135,7 @@
           <w:rFonts w:ascii="맑은 고딕" w:hAnsi="맑은 고딕" w:eastAsia="맑은 고딕"/>
           <w:sz w:val="21"/>
         </w:rPr>
-        <w:t xml:space="preserve"> 의 런 축(d//2) 전환 횟수 = 90° 엘보 수. 번들 게이트(≥</w:t>
+        <w:t xml:space="preserve"> 의 런 축(d//2) 전환 횟수 = 90° 엘보 수. </w:t>
       </w:r>
       <w:r>
         <w:rPr>
@@ -969,14 +1143,14 @@
           <w:color w:val="B03060"/>
           <w:sz w:val="20"/>
         </w:rPr>
-        <w:t>MIN_BENDS</w:t>
+        <w:t>avg_similarity</w:t>
       </w:r>
       <w:r>
         <w:rPr>
           <w:rFonts w:ascii="맑은 고딕" w:hAnsi="맑은 고딕" w:eastAsia="맑은 고딕"/>
           <w:sz w:val="21"/>
         </w:rPr>
-        <w:t xml:space="preserve">=2)에 쓴다. </w:t>
+        <w:t xml:space="preserve"> 참고·선택적 꺾임 게이트(</w:t>
       </w:r>
       <w:r>
         <w:rPr>
@@ -984,7 +1158,14 @@
           <w:color w:val="B03060"/>
           <w:sz w:val="20"/>
         </w:rPr>
-        <w:t>axis_snap</w:t>
+        <w:t>min_bends</w:t>
+      </w:r>
+      <w:r>
+        <w:rPr>
+          <w:rFonts w:ascii="맑은 고딕" w:hAnsi="맑은 고딕" w:eastAsia="맑은 고딕"/>
+          <w:sz w:val="21"/>
+        </w:rPr>
+        <w:t>)에</w:t>
       </w:r>
     </w:p>
     <w:p>
@@ -993,7 +1174,7 @@
           <w:rFonts w:ascii="맑은 고딕" w:hAnsi="맑은 고딕" w:eastAsia="맑은 고딕"/>
           <w:sz w:val="21"/>
         </w:rPr>
-        <w:t xml:space="preserve">기반이라 챔퍼 </w:t>
+        <w:t xml:space="preserve">쓴다. v3 기본 </w:t>
       </w:r>
       <w:r>
         <w:rPr>
@@ -1001,14 +1182,14 @@
           <w:color w:val="B03060"/>
           <w:sz w:val="20"/>
         </w:rPr>
-        <w:t>D</w:t>
+        <w:t>MIN_BENDS=0</w:t>
       </w:r>
       <w:r>
         <w:rPr>
           <w:rFonts w:ascii="맑은 고딕" w:hAnsi="맑은 고딕" w:eastAsia="맑은 고딕"/>
           <w:sz w:val="21"/>
         </w:rPr>
-        <w:t xml:space="preserve"> 에 비교적 강건(우세 축으로 스냅).</w:t>
+        <w:t>(직선 평행도 번들).</w:t>
       </w:r>
     </w:p>
     <w:p>
@@ -1021,60 +1202,7 @@
           <w:color w:val="1F3355"/>
           <w:sz w:val="27"/>
         </w:rPr>
-        <w:t>3.4 트렁크 주축 (</w:t>
-      </w:r>
-      <w:r>
-        <w:rPr>
-          <w:rFonts w:ascii="Consolas" w:hAnsi="Consolas" w:eastAsia="맑은 고딕"/>
-          <w:color w:val="1F3355"/>
-          <w:sz w:val="26"/>
-        </w:rPr>
-        <w:t>_trunk_axis</w:t>
-      </w:r>
-      <w:r>
-        <w:rPr>
-          <w:rFonts w:ascii="맑은 고딕" w:hAnsi="맑은 고딕" w:eastAsia="맑은 고딕"/>
-          <w:color w:val="1F3355"/>
-          <w:sz w:val="27"/>
-        </w:rPr>
-        <w:t>)</w:t>
-      </w:r>
-    </w:p>
-    <w:p>
-      <w:r>
-        <w:rPr>
-          <w:rFonts w:ascii="맑은 고딕" w:hAnsi="맑은 고딕" w:eastAsia="맑은 고딕"/>
-          <w:sz w:val="21"/>
-        </w:rPr>
-        <w:t xml:space="preserve">가장 긴 </w:t>
-      </w:r>
-      <w:r>
-        <w:rPr>
-          <w:rFonts w:ascii="맑은 고딕" w:hAnsi="맑은 고딕" w:eastAsia="맑은 고딕"/>
-          <w:b/>
-          <w:sz w:val="21"/>
-        </w:rPr>
-        <w:t>수평</w:t>
-      </w:r>
-      <w:r>
-        <w:rPr>
-          <w:rFonts w:ascii="맑은 고딕" w:hAnsi="맑은 고딕" w:eastAsia="맑은 고딕"/>
-          <w:sz w:val="21"/>
-        </w:rPr>
-        <w:t xml:space="preserve"> 런의 축(0=x, 1=y) = 이 배관이 따르는 트렁크 방향. 평행 다발은 같은 주축을 공유한다.</w:t>
-      </w:r>
-    </w:p>
-    <w:p>
-      <w:pPr>
-        <w:pStyle w:val="Heading2"/>
-      </w:pPr>
-      <w:r>
-        <w:rPr>
-          <w:rFonts w:ascii="맑은 고딕" w:hAnsi="맑은 고딕" w:eastAsia="맑은 고딕"/>
-          <w:color w:val="1F3355"/>
-          <w:sz w:val="27"/>
-        </w:rPr>
-        <w:t>3.5 기타 특징</w:t>
+        <w:t>3.4 기타 특징</w:t>
       </w:r>
     </w:p>
     <w:tbl>
@@ -1365,10 +1493,9 @@
             <w:r>
               <w:rPr>
                 <w:rFonts w:ascii="맑은 고딕" w:hAnsi="맑은 고딕" w:eastAsia="맑은 고딕"/>
-                <w:b/>
                 <w:sz w:val="18"/>
               </w:rPr>
-              <w:t>공간 랙의 perp 오프셋</w:t>
+              <w:t>참고 메트릭</w:t>
             </w:r>
           </w:p>
         </w:tc>
@@ -1421,7 +1548,22 @@
           <w:rFonts w:ascii="맑은 고딕" w:hAnsi="맑은 고딕" w:eastAsia="맑은 고딕"/>
           <w:sz w:val="21"/>
         </w:rPr>
-        <w:t>네 지표의 가중합 ∈ [0,1]:</w:t>
+        <w:t xml:space="preserve">네 지표의 가중합 ∈ [0,1] — v3 에서는 </w:t>
+      </w:r>
+      <w:r>
+        <w:rPr>
+          <w:rFonts w:ascii="맑은 고딕" w:hAnsi="맑은 고딕" w:eastAsia="맑은 고딕"/>
+          <w:b/>
+          <w:sz w:val="21"/>
+        </w:rPr>
+        <w:t>참고 지표 `avg_similarity`</w:t>
+      </w:r>
+      <w:r>
+        <w:rPr>
+          <w:rFonts w:ascii="맑은 고딕" w:hAnsi="맑은 고딕" w:eastAsia="맑은 고딕"/>
+          <w:sz w:val="21"/>
+        </w:rPr>
+        <w:t xml:space="preserve"> 로만 쓰고 그룹화 게이트가 아니다.</w:t>
       </w:r>
     </w:p>
     <w:p>
@@ -1786,7 +1928,7 @@
           <w:color w:val="555555"/>
           <w:sz w:val="20"/>
         </w:rPr>
-        <w:t>v2 에서의 역할 변경</w:t>
+        <w:t>왜 게이트가 아닌가</w:t>
       </w:r>
       <w:r>
         <w:rPr>
@@ -1795,7 +1937,7 @@
           <w:color w:val="555555"/>
           <w:sz w:val="20"/>
         </w:rPr>
-        <w:t>: v1 은 이 유사도(≥0.70)로 Union-Find 군집을 만들어 번들을 정의했다.</w:t>
+        <w:t>: 같은 랙 배관은 분기 지점이 달라 길이가 제각각이라 길이(20%)+규모(20%) 항이</w:t>
       </w:r>
     </w:p>
     <w:p>
@@ -1809,73 +1951,7 @@
           <w:color w:val="555555"/>
           <w:sz w:val="20"/>
         </w:rPr>
-        <w:t xml:space="preserve">그러나 </w:t>
-      </w:r>
-      <w:r>
-        <w:rPr>
-          <w:rFonts w:ascii="맑은 고딕" w:hAnsi="맑은 고딕" w:eastAsia="맑은 고딕"/>
-          <w:b/>
-          <w:i/>
-          <w:color w:val="555555"/>
-          <w:sz w:val="20"/>
-        </w:rPr>
-        <w:t>같은 랙 배관은 분기 지점이 달라 길이가 제각각</w:t>
-      </w:r>
-      <w:r>
-        <w:rPr>
-          <w:rFonts w:ascii="맑은 고딕" w:hAnsi="맑은 고딕" w:eastAsia="맑은 고딕"/>
-          <w:i/>
-          <w:color w:val="555555"/>
-          <w:sz w:val="20"/>
-        </w:rPr>
-        <w:t>이라 길이(20%)+규모(20%) 항이 composite 를</w:t>
-      </w:r>
-    </w:p>
-    <w:p>
-      <w:pPr>
-        <w:ind w:left="240"/>
-      </w:pPr>
-      <w:r>
-        <w:rPr>
-          <w:rFonts w:ascii="맑은 고딕" w:hAnsi="맑은 고딕" w:eastAsia="맑은 고딕"/>
-          <w:i/>
-          <w:color w:val="555555"/>
-          <w:sz w:val="20"/>
-        </w:rPr>
-        <w:t xml:space="preserve">임계 아래로 끌어내려 군집이 잘게 부서졌다(§6). v2 는 이 유사도를 </w:t>
-      </w:r>
-      <w:r>
-        <w:rPr>
-          <w:rFonts w:ascii="맑은 고딕" w:hAnsi="맑은 고딕" w:eastAsia="맑은 고딕"/>
-          <w:b/>
-          <w:i/>
-          <w:color w:val="555555"/>
-          <w:sz w:val="20"/>
-        </w:rPr>
-        <w:t>참고 메트릭(avg_similarity)</w:t>
-      </w:r>
-      <w:r>
-        <w:rPr>
-          <w:rFonts w:ascii="맑은 고딕" w:hAnsi="맑은 고딕" w:eastAsia="맑은 고딕"/>
-          <w:i/>
-          <w:color w:val="555555"/>
-          <w:sz w:val="20"/>
-        </w:rPr>
-        <w:t xml:space="preserve"> 으로만</w:t>
-      </w:r>
-    </w:p>
-    <w:p>
-      <w:pPr>
-        <w:ind w:left="240"/>
-      </w:pPr>
-      <w:r>
-        <w:rPr>
-          <w:rFonts w:ascii="맑은 고딕" w:hAnsi="맑은 고딕" w:eastAsia="맑은 고딕"/>
-          <w:i/>
-          <w:color w:val="555555"/>
-          <w:sz w:val="20"/>
-        </w:rPr>
-        <w:t>쓰고, 그룹화는 공간 기준으로 한다.</w:t>
+        <w:t>composite 를 끌어내린다. 형태/길이로 묶으면 진짜 랙이 쪼개진다(§6).</w:t>
       </w:r>
     </w:p>
     <w:p>
@@ -1895,7 +1971,7 @@
           <w:color w:val="1F3355"/>
           <w:sz w:val="30"/>
         </w:rPr>
-        <w:t>5. Phase 3 — 공간 랙 검출 ★ (</w:t>
+        <w:t>5. Phase 3 — 공간 동시진행 검출 ★ (</w:t>
       </w:r>
       <w:r>
         <w:rPr>
@@ -1904,22 +1980,6 @@
           <w:sz w:val="29"/>
         </w:rPr>
         <w:t>detect_bundles</w:t>
-      </w:r>
-      <w:r>
-        <w:rPr>
-          <w:rFonts w:ascii="맑은 고딕" w:hAnsi="맑은 고딕" w:eastAsia="맑은 고딕"/>
-          <w:color w:val="1F3355"/>
-          <w:sz w:val="30"/>
-        </w:rPr>
-        <w:t xml:space="preserve"> · </w:t>
-      </w:r>
-      <w:r>
-        <w:rPr>
-          <w:rFonts w:ascii="Consolas" w:hAnsi="Consolas" w:eastAsia="맑은 고딕"/>
-          <w:color w:val="1F3355"/>
-          <w:sz w:val="29"/>
-        </w:rPr>
-        <w:t>_split_into_racks</w:t>
       </w:r>
       <w:r>
         <w:rPr>
@@ -1944,14 +2004,14 @@
           <w:b/>
           <w:sz w:val="21"/>
         </w:rPr>
-        <w:t>공간</w:t>
+        <w:t>공간(평행 동시진행)</w:t>
       </w:r>
       <w:r>
         <w:rPr>
           <w:rFonts w:ascii="맑은 고딕" w:hAnsi="맑은 고딕" w:eastAsia="맑은 고딕"/>
           <w:sz w:val="21"/>
         </w:rPr>
-        <w:t>으로 평행 다발을 찾는다.</w:t>
+        <w:t xml:space="preserve"> 으로 다발을 찾는다.</w:t>
       </w:r>
     </w:p>
     <w:p>
@@ -1964,7 +2024,71 @@
           <w:color w:val="1F3355"/>
           <w:sz w:val="27"/>
         </w:rPr>
-        <w:t>5.1 절차</w:t>
+        <w:t>5.1 런 분해 (</w:t>
+      </w:r>
+      <w:r>
+        <w:rPr>
+          <w:rFonts w:ascii="Consolas" w:hAnsi="Consolas" w:eastAsia="맑은 고딕"/>
+          <w:color w:val="1F3355"/>
+          <w:sz w:val="26"/>
+        </w:rPr>
+        <w:t>_extract_runs</w:t>
+      </w:r>
+      <w:r>
+        <w:rPr>
+          <w:rFonts w:ascii="맑은 고딕" w:hAnsi="맑은 고딕" w:eastAsia="맑은 고딕"/>
+          <w:color w:val="1F3355"/>
+          <w:sz w:val="27"/>
+        </w:rPr>
+        <w:t>) — 레인 유지 ±10mm</w:t>
+      </w:r>
+    </w:p>
+    <w:p>
+      <w:r>
+        <w:rPr>
+          <w:rFonts w:ascii="맑은 고딕" w:hAnsi="맑은 고딕" w:eastAsia="맑은 고딕"/>
+          <w:sz w:val="21"/>
+        </w:rPr>
+        <w:t xml:space="preserve">각 배관 폴리라인을 </w:t>
+      </w:r>
+      <w:r>
+        <w:rPr>
+          <w:rFonts w:ascii="맑은 고딕" w:hAnsi="맑은 고딕" w:eastAsia="맑은 고딕"/>
+          <w:b/>
+          <w:sz w:val="21"/>
+        </w:rPr>
+        <w:t>축정렬 직선 런</w:t>
+      </w:r>
+      <w:r>
+        <w:rPr>
+          <w:rFonts w:ascii="맑은 고딕" w:hAnsi="맑은 고딕" w:eastAsia="맑은 고딕"/>
+          <w:sz w:val="21"/>
+        </w:rPr>
+        <w:t>으로 쪼갠다. 세그먼트의 우세축으로 분류하고, 같은 축이 이어지는</w:t>
+      </w:r>
+    </w:p>
+    <w:p>
+      <w:r>
+        <w:rPr>
+          <w:rFonts w:ascii="맑은 고딕" w:hAnsi="맑은 고딕" w:eastAsia="맑은 고딕"/>
+          <w:sz w:val="21"/>
+        </w:rPr>
+        <w:t xml:space="preserve">동안 직교(perp) 두 좌표의 밴드가 </w:t>
+      </w:r>
+      <w:r>
+        <w:rPr>
+          <w:rFonts w:ascii="맑은 고딕" w:hAnsi="맑은 고딕" w:eastAsia="맑은 고딕"/>
+          <w:b/>
+          <w:sz w:val="21"/>
+        </w:rPr>
+        <w:t>±`LANE_TOL_MM`(10)</w:t>
+      </w:r>
+      <w:r>
+        <w:rPr>
+          <w:rFonts w:ascii="맑은 고딕" w:hAnsi="맑은 고딕" w:eastAsia="맑은 고딕"/>
+          <w:sz w:val="21"/>
+        </w:rPr>
+        <w:t xml:space="preserve"> 을 넘지 않으면 한 런으로 병합한다.</w:t>
       </w:r>
     </w:p>
     <w:p>
@@ -1978,7 +2102,7 @@
           <w:rFonts w:ascii="Consolas" w:hAnsi="Consolas" w:eastAsia="맑은 고딕"/>
           <w:sz w:val="18"/>
         </w:rPr>
-        <w:t>for each (owner_name, utility) 키:                       # ② pre-filter (≥2개)</w:t>
+        <w:t>런 = (pipe_idx, axis 0/1/2, [t0,t1] 진행구간, perp 두 고정좌표, length)</w:t>
       </w:r>
     </w:p>
     <w:p>
@@ -1992,7 +2116,7 @@
           <w:rFonts w:ascii="Consolas" w:hAnsi="Consolas" w:eastAsia="맑은 고딕"/>
           <w:sz w:val="18"/>
         </w:rPr>
-        <w:t xml:space="preserve">    for each trunk_axis(0=x,1=y) 그룹:                    # 같은 트렁크 방향끼리</w:t>
+        <w:t xml:space="preserve">  · 밴드 초과 → 레인 이탈/꺾임으로 런을 끊는다.</w:t>
       </w:r>
     </w:p>
     <w:p>
@@ -2006,7 +2130,7 @@
           <w:rFonts w:ascii="Consolas" w:hAnsi="Consolas" w:eastAsia="맑은 고딕"/>
           <w:sz w:val="18"/>
         </w:rPr>
-        <w:t xml:space="preserve">        racks = _split_into_racks(그 축 배관들, axis)     # ③ 공간 분할</w:t>
+        <w:t xml:space="preserve">  · 사선(perp 드리프트 &gt; 밴드) 세그먼트는 깨끗한 런을 못 이뤄 자연 제외.</w:t>
       </w:r>
     </w:p>
     <w:p>
@@ -2020,7 +2144,7 @@
           <w:rFonts w:ascii="Consolas" w:hAnsi="Consolas" w:eastAsia="맑은 고딕"/>
           <w:sz w:val="18"/>
         </w:rPr>
-        <w:t xml:space="preserve">        for each rack:</w:t>
+        <w:t xml:space="preserve">  · 90° 밴딩은 우세축 전환으로 검출돼 ±2° 오차를 흡수(직교 BIM 가정).</w:t>
       </w:r>
     </w:p>
     <w:p>
@@ -2034,7 +2158,75 @@
           <w:rFonts w:ascii="Consolas" w:hAnsi="Consolas" w:eastAsia="맑은 고딕"/>
           <w:sz w:val="18"/>
         </w:rPr>
-        <w:t xml:space="preserve">            if median(꺾임) &lt; MIN_BENDS: 건너뜀            # ④ 꺾임 게이트</w:t>
+        <w:t xml:space="preserve">  · length &lt; MIN_RUN_MM(800) 런은 버린다(지터·짧은 스텁).</w:t>
+      </w:r>
+    </w:p>
+    <w:p>
+      <w:pPr>
+        <w:pStyle w:val="Heading2"/>
+      </w:pPr>
+      <w:r>
+        <w:rPr>
+          <w:rFonts w:ascii="맑은 고딕" w:hAnsi="맑은 고딕" w:eastAsia="맑은 고딕"/>
+          <w:color w:val="1F3355"/>
+          <w:sz w:val="27"/>
+        </w:rPr>
+        <w:t>5.2 축별 평행 동시진행 다발 (</w:t>
+      </w:r>
+      <w:r>
+        <w:rPr>
+          <w:rFonts w:ascii="Consolas" w:hAnsi="Consolas" w:eastAsia="맑은 고딕"/>
+          <w:color w:val="1F3355"/>
+          <w:sz w:val="26"/>
+        </w:rPr>
+        <w:t>_axis_bundles</w:t>
+      </w:r>
+      <w:r>
+        <w:rPr>
+          <w:rFonts w:ascii="맑은 고딕" w:hAnsi="맑은 고딕" w:eastAsia="맑은 고딕"/>
+          <w:color w:val="1F3355"/>
+          <w:sz w:val="27"/>
+        </w:rPr>
+        <w:t>)</w:t>
+      </w:r>
+    </w:p>
+    <w:p>
+      <w:r>
+        <w:rPr>
+          <w:rFonts w:ascii="맑은 고딕" w:hAnsi="맑은 고딕" w:eastAsia="맑은 고딕"/>
+          <w:sz w:val="21"/>
+        </w:rPr>
+        <w:t xml:space="preserve">한 진행축의 런들에서 직교 두 축 중 하나를 </w:t>
+      </w:r>
+      <w:r>
+        <w:rPr>
+          <w:rFonts w:ascii="맑은 고딕" w:hAnsi="맑은 고딕" w:eastAsia="맑은 고딕"/>
+          <w:b/>
+          <w:sz w:val="21"/>
+        </w:rPr>
+        <w:t>공유(sh)</w:t>
+      </w:r>
+      <w:r>
+        <w:rPr>
+          <w:rFonts w:ascii="맑은 고딕" w:hAnsi="맑은 고딕" w:eastAsia="맑은 고딕"/>
+          <w:sz w:val="21"/>
+        </w:rPr>
+        <w:t xml:space="preserve">, 다른 하나를 </w:t>
+      </w:r>
+      <w:r>
+        <w:rPr>
+          <w:rFonts w:ascii="맑은 고딕" w:hAnsi="맑은 고딕" w:eastAsia="맑은 고딕"/>
+          <w:b/>
+          <w:sz w:val="21"/>
+        </w:rPr>
+        <w:t>간격(sp)</w:t>
+      </w:r>
+      <w:r>
+        <w:rPr>
+          <w:rFonts w:ascii="맑은 고딕" w:hAnsi="맑은 고딕" w:eastAsia="맑은 고딕"/>
+          <w:sz w:val="21"/>
+        </w:rPr>
+        <w:t xml:space="preserve"> 으로 보고:</w:t>
       </w:r>
     </w:p>
     <w:p>
@@ -2048,7 +2240,7 @@
           <w:rFonts w:ascii="Consolas" w:hAnsi="Consolas" w:eastAsia="맑은 고딕"/>
           <w:sz w:val="18"/>
         </w:rPr>
-        <w:t xml:space="preserve">            pitch, cv, spread = _pitch_stats(rack, axis)  # ⑤ 지표 산출</w:t>
+        <w:t>① sh 좌표 ±LANE_TOL 로 클러스터(같은 레인면 공유)</w:t>
       </w:r>
     </w:p>
     <w:p>
@@ -2062,36 +2254,7 @@
           <w:rFonts w:ascii="Consolas" w:hAnsi="Consolas" w:eastAsia="맑은 고딕"/>
           <w:sz w:val="18"/>
         </w:rPr>
-        <w:t xml:space="preserve">            emit BundleGroup(trunk_z=_trunk_z(rack), …)</w:t>
-      </w:r>
-    </w:p>
-    <w:p>
-      <w:pPr>
-        <w:pStyle w:val="Heading2"/>
-      </w:pPr>
-      <w:r>
-        <w:rPr>
-          <w:rFonts w:ascii="맑은 고딕" w:hAnsi="맑은 고딕" w:eastAsia="맑은 고딕"/>
-          <w:color w:val="1F3355"/>
-          <w:sz w:val="27"/>
-        </w:rPr>
-        <w:t xml:space="preserve">5.2 </w:t>
-      </w:r>
-      <w:r>
-        <w:rPr>
-          <w:rFonts w:ascii="Consolas" w:hAnsi="Consolas" w:eastAsia="맑은 고딕"/>
-          <w:color w:val="1F3355"/>
-          <w:sz w:val="26"/>
-        </w:rPr>
-        <w:t>_split_into_racks</w:t>
-      </w:r>
-      <w:r>
-        <w:rPr>
-          <w:rFonts w:ascii="맑은 고딕" w:hAnsi="맑은 고딕" w:eastAsia="맑은 고딕"/>
-          <w:color w:val="1F3355"/>
-          <w:sz w:val="27"/>
-        </w:rPr>
-        <w:t xml:space="preserve"> — z-근접 군집 + perp 등간격 런 분할</w:t>
+        <w:t>② 클러스터 안에서 진행 겹침 ≥ MIN_OVERLAP_MM(300) 으로 연결된 성분(_cotravel_components)</w:t>
       </w:r>
     </w:p>
     <w:p>
@@ -2105,7 +2268,7 @@
           <w:rFonts w:ascii="Consolas" w:hAnsi="Consolas" w:eastAsia="맑은 고딕"/>
           <w:sz w:val="18"/>
         </w:rPr>
-        <w:t>① z-근접 군집:  배관별 트렁크 고도(_pipe_trunk_z = 수평 런 최빈 z)로 정렬 후,</w:t>
+        <w:t>③ 성분을 sp 좌표로 정렬 → 등간격 분할(_split_equal_spacing): 인접 간격이 '강건 기준'의</w:t>
       </w:r>
     </w:p>
     <w:p>
@@ -2119,7 +2282,7 @@
           <w:rFonts w:ascii="Consolas" w:hAnsi="Consolas" w:eastAsia="맑은 고딕"/>
           <w:sz w:val="18"/>
         </w:rPr>
-        <w:t xml:space="preserve">                연속 간격 ≤ Z_MERGE_MM(400) 이면 한 랙 높이로 묶는다.</w:t>
+        <w:t xml:space="preserve">   PITCH_GAP_FACTOR(2.5)배보다 크면 끊는다(outlier 분리). 각 다발 ≥MIN_RACK_MEMBERS(2).</w:t>
       </w:r>
     </w:p>
     <w:p>
@@ -2133,77 +2296,31 @@
           <w:rFonts w:ascii="Consolas" w:hAnsi="Consolas" w:eastAsia="맑은 고딕"/>
           <w:sz w:val="18"/>
         </w:rPr>
-        <w:t xml:space="preserve">                (고정 버킷의 경계 분할 방지 — 14900/15000/15100 이 한 랙)</w:t>
+        <w:t>두 (sh,sp) 선택을 모두 시도하되 동일 멤버집합 다발은 중복 제거(평면 랙은 한쪽만 채택).</w:t>
       </w:r>
     </w:p>
     <w:p>
-      <w:pPr>
-        <w:spacing w:after="0" w:before="0"/>
-        <w:ind w:left="120"/>
-        <w:shd w:val="clear" w:fill="F2F2F2"/>
-      </w:pPr>
       <w:r>
         <w:rPr>
-          <w:rFonts w:ascii="Consolas" w:hAnsi="Consolas" w:eastAsia="맑은 고딕"/>
-          <w:sz w:val="18"/>
+          <w:rFonts w:ascii="맑은 고딕" w:hAnsi="맑은 고딕" w:eastAsia="맑은 고딕"/>
+          <w:sz w:val="21"/>
         </w:rPr>
-        <w:t xml:space="preserve"> </w:t>
+        <w:t xml:space="preserve">이 절차는 진행축이 </w:t>
       </w:r>
-    </w:p>
-    <w:p>
-      <w:pPr>
-        <w:spacing w:after="0" w:before="0"/>
-        <w:ind w:left="120"/>
-        <w:shd w:val="clear" w:fill="F2F2F2"/>
-      </w:pPr>
       <w:r>
         <w:rPr>
-          <w:rFonts w:ascii="Consolas" w:hAnsi="Consolas" w:eastAsia="맑은 고딕"/>
-          <w:sz w:val="18"/>
+          <w:rFonts w:ascii="맑은 고딕" w:hAnsi="맑은 고딕" w:eastAsia="맑은 고딕"/>
+          <w:b/>
+          <w:sz w:val="21"/>
         </w:rPr>
-        <w:t>② perp 등간격 런 분할:  같은 높이 안에서 perp(주축의 직교 수평축) 오프셋(centroid)으로 정렬.</w:t>
+        <w:t>x·y(수평)·z(수직 입상)</w:t>
       </w:r>
-    </w:p>
-    <w:p>
-      <w:pPr>
-        <w:spacing w:after="0" w:before="0"/>
-        <w:ind w:left="120"/>
-        <w:shd w:val="clear" w:fill="F2F2F2"/>
-      </w:pPr>
       <w:r>
         <w:rPr>
-          <w:rFonts w:ascii="Consolas" w:hAnsi="Consolas" w:eastAsia="맑은 고딕"/>
-          <w:sz w:val="18"/>
+          <w:rFonts w:ascii="맑은 고딕" w:hAnsi="맑은 고딕" w:eastAsia="맑은 고딕"/>
+          <w:sz w:val="21"/>
         </w:rPr>
-        <w:t xml:space="preserve">                인접 간격이 '강건 레인 간격 기준'의 PITCH_GAP_FACTOR(2.5)배보다 크면 끊는다(다른 랙).</w:t>
-      </w:r>
-    </w:p>
-    <w:p>
-      <w:pPr>
-        <w:spacing w:after="0" w:before="0"/>
-        <w:ind w:left="120"/>
-        <w:shd w:val="clear" w:fill="F2F2F2"/>
-      </w:pPr>
-      <w:r>
-        <w:rPr>
-          <w:rFonts w:ascii="Consolas" w:hAnsi="Consolas" w:eastAsia="맑은 고딕"/>
-          <w:sz w:val="18"/>
-        </w:rPr>
-        <w:t xml:space="preserve">                강건 기준 = 비0 간격의 '작은 절반' 중앙값 → 소수의 큰 랙-경계 갭·outlier 에 안 휘둘림.</w:t>
-      </w:r>
-    </w:p>
-    <w:p>
-      <w:pPr>
-        <w:spacing w:after="0" w:before="0"/>
-        <w:ind w:left="120"/>
-        <w:shd w:val="clear" w:fill="F2F2F2"/>
-      </w:pPr>
-      <w:r>
-        <w:rPr>
-          <w:rFonts w:ascii="Consolas" w:hAnsi="Consolas" w:eastAsia="맑은 고딕"/>
-          <w:sz w:val="18"/>
-        </w:rPr>
-        <w:t xml:space="preserve">                각 런(≥MIN_RACK_MEMBERS=2)이 하나의 번들.</w:t>
+        <w:t xml:space="preserve"> 모두에 동일하게 적용된다 → 수직 다발도 검출된다.</w:t>
       </w:r>
     </w:p>
     <w:p>
@@ -2227,7 +2344,7 @@
           <w:color w:val="555555"/>
           <w:sz w:val="20"/>
         </w:rPr>
-        <w:t>: perp 오프셋 [0, 500, 3000] → 간격 [500, 2500]. 강건 기준 ≈ 500,</w:t>
+        <w:t>: sp 오프셋 [0, 500, 3000] → 간격 [500, 2500]. 강건 기준 ≈ 500, 2500 &gt; 2.5·500 →</w:t>
       </w:r>
     </w:p>
     <w:p>
@@ -2241,7 +2358,7 @@
           <w:color w:val="555555"/>
           <w:sz w:val="20"/>
         </w:rPr>
-        <w:t>2500 &gt; 2.5·500 → 분리. → 밀집 쌍 [0,500] 만 번들(3000 은 outlier 로 제외).</w:t>
+        <w:t>분리. 밀집 쌍 [0,500] 만 번들(3000 은 outlier 제외).</w:t>
       </w:r>
     </w:p>
     <w:p>
@@ -2254,7 +2371,715 @@
           <w:color w:val="1F3355"/>
           <w:sz w:val="27"/>
         </w:rPr>
-        <w:t>5.3 지표 산출</w:t>
+        <w:t>5.3 코너 병합 — 밴딩 각도 동일(±2°) 이어붙이기</w:t>
+      </w:r>
+    </w:p>
+    <w:p>
+      <w:r>
+        <w:rPr>
+          <w:rFonts w:ascii="맑은 고딕" w:hAnsi="맑은 고딕" w:eastAsia="맑은 고딕"/>
+          <w:sz w:val="21"/>
+        </w:rPr>
+        <w:t xml:space="preserve">축별로 검출한 다발들 중 </w:t>
+      </w:r>
+      <w:r>
+        <w:rPr>
+          <w:rFonts w:ascii="맑은 고딕" w:hAnsi="맑은 고딕" w:eastAsia="맑은 고딕"/>
+          <w:b/>
+          <w:sz w:val="21"/>
+        </w:rPr>
+        <w:t>멤버를 ≥2개 공유</w:t>
+      </w:r>
+      <w:r>
+        <w:rPr>
+          <w:rFonts w:ascii="맑은 고딕" w:hAnsi="맑은 고딕" w:eastAsia="맑은 고딕"/>
+          <w:sz w:val="21"/>
+        </w:rPr>
+        <w:t>하는 다발은 같은 물리 번들(같은 배관들이 꺾여 이어짐)로</w:t>
+      </w:r>
+    </w:p>
+    <w:p>
+      <w:r>
+        <w:rPr>
+          <w:rFonts w:ascii="맑은 고딕" w:hAnsi="맑은 고딕" w:eastAsia="맑은 고딕"/>
+          <w:sz w:val="21"/>
+        </w:rPr>
+        <w:t xml:space="preserve">Union-Find 병합한다. 이로써 ㄷ/ㄴ 자로 꺾이는 랙이 축마다 따로가 아니라 </w:t>
+      </w:r>
+      <w:r>
+        <w:rPr>
+          <w:rFonts w:ascii="맑은 고딕" w:hAnsi="맑은 고딕" w:eastAsia="맑은 고딕"/>
+          <w:b/>
+          <w:sz w:val="21"/>
+        </w:rPr>
+        <w:t>한 그룹</w:t>
+      </w:r>
+      <w:r>
+        <w:rPr>
+          <w:rFonts w:ascii="맑은 고딕" w:hAnsi="맑은 고딕" w:eastAsia="맑은 고딕"/>
+          <w:sz w:val="21"/>
+        </w:rPr>
+        <w:t>으로 묶인다. 같은</w:t>
+      </w:r>
+    </w:p>
+    <w:p>
+      <w:r>
+        <w:rPr>
+          <w:rFonts w:ascii="맑은 고딕" w:hAnsi="맑은 고딕" w:eastAsia="맑은 고딕"/>
+          <w:sz w:val="21"/>
+        </w:rPr>
+        <w:t>각도(우세축 전환)로 함께 꺾이는 배관만 멤버를 공유하므로, 다르게 분기하는 배관은 자연히 갈라진다.</w:t>
+      </w:r>
+    </w:p>
+    <w:p>
+      <w:pPr>
+        <w:pStyle w:val="Heading2"/>
+      </w:pPr>
+      <w:r>
+        <w:rPr>
+          <w:rFonts w:ascii="맑은 고딕" w:hAnsi="맑은 고딕" w:eastAsia="맑은 고딕"/>
+          <w:color w:val="1F3355"/>
+          <w:sz w:val="27"/>
+        </w:rPr>
+        <w:t>5.4 지표 산출 (</w:t>
+      </w:r>
+      <w:r>
+        <w:rPr>
+          <w:rFonts w:ascii="Consolas" w:hAnsi="Consolas" w:eastAsia="맑은 고딕"/>
+          <w:color w:val="1F3355"/>
+          <w:sz w:val="26"/>
+        </w:rPr>
+        <w:t>_bundle_stats</w:t>
+      </w:r>
+      <w:r>
+        <w:rPr>
+          <w:rFonts w:ascii="맑은 고딕" w:hAnsi="맑은 고딕" w:eastAsia="맑은 고딕"/>
+          <w:color w:val="1F3355"/>
+          <w:sz w:val="27"/>
+        </w:rPr>
+        <w:t>)</w:t>
+      </w:r>
+    </w:p>
+    <w:tbl>
+      <w:tblPr>
+        <w:tblStyle w:val="LightGrid-Accent1"/>
+        <w:tblW w:type="auto" w:w="0"/>
+        <w:tblLook w:firstColumn="1" w:firstRow="1" w:lastColumn="0" w:lastRow="0" w:noHBand="0" w:noVBand="1" w:val="04A0"/>
+      </w:tblPr>
+      <w:tblGrid>
+        <w:gridCol w:w="4320"/>
+        <w:gridCol w:w="4320"/>
+      </w:tblGrid>
+      <w:tr>
+        <w:tc>
+          <w:tcPr>
+            <w:tcW w:type="dxa" w:w="4320"/>
+          </w:tcPr>
+          <w:p>
+            <w:r>
+              <w:rPr>
+                <w:b/>
+              </w:rPr>
+            </w:r>
+            <w:r>
+              <w:rPr>
+                <w:rFonts w:ascii="맑은 고딕" w:hAnsi="맑은 고딕" w:eastAsia="맑은 고딕"/>
+                <w:b/>
+                <w:sz w:val="18"/>
+              </w:rPr>
+              <w:t>지표</w:t>
+            </w:r>
+          </w:p>
+        </w:tc>
+        <w:tc>
+          <w:tcPr>
+            <w:tcW w:type="dxa" w:w="4320"/>
+          </w:tcPr>
+          <w:p>
+            <w:r>
+              <w:rPr>
+                <w:b/>
+              </w:rPr>
+            </w:r>
+            <w:r>
+              <w:rPr>
+                <w:rFonts w:ascii="맑은 고딕" w:hAnsi="맑은 고딕" w:eastAsia="맑은 고딕"/>
+                <w:b/>
+                <w:sz w:val="18"/>
+              </w:rPr>
+              <w:t>의미</w:t>
+            </w:r>
+          </w:p>
+        </w:tc>
+      </w:tr>
+      <w:tr>
+        <w:tc>
+          <w:tcPr>
+            <w:tcW w:type="dxa" w:w="4320"/>
+          </w:tcPr>
+          <w:p>
+            <w:r/>
+            <w:r>
+              <w:rPr>
+                <w:rFonts w:ascii="Consolas" w:hAnsi="Consolas" w:eastAsia="맑은 고딕"/>
+                <w:color w:val="B03060"/>
+                <w:sz w:val="17"/>
+              </w:rPr>
+              <w:t>trunk_axis</w:t>
+            </w:r>
+          </w:p>
+        </w:tc>
+        <w:tc>
+          <w:tcPr>
+            <w:tcW w:type="dxa" w:w="4320"/>
+          </w:tcPr>
+          <w:p>
+            <w:r/>
+            <w:r>
+              <w:rPr>
+                <w:rFonts w:ascii="맑은 고딕" w:hAnsi="맑은 고딕" w:eastAsia="맑은 고딕"/>
+                <w:sz w:val="18"/>
+              </w:rPr>
+              <w:t xml:space="preserve">병합 그룹에서 </w:t>
+            </w:r>
+            <w:r>
+              <w:rPr>
+                <w:rFonts w:ascii="맑은 고딕" w:hAnsi="맑은 고딕" w:eastAsia="맑은 고딕"/>
+                <w:b/>
+                <w:sz w:val="18"/>
+              </w:rPr>
+              <w:t>총 런 길이가 가장 큰 축</w:t>
+            </w:r>
+            <w:r>
+              <w:rPr>
+                <w:rFonts w:ascii="맑은 고딕" w:hAnsi="맑은 고딕" w:eastAsia="맑은 고딕"/>
+                <w:sz w:val="18"/>
+              </w:rPr>
+              <w:t>(0=x·1=y·2=z)</w:t>
+            </w:r>
+          </w:p>
+        </w:tc>
+      </w:tr>
+      <w:tr>
+        <w:tc>
+          <w:tcPr>
+            <w:tcW w:type="dxa" w:w="4320"/>
+          </w:tcPr>
+          <w:p>
+            <w:r/>
+            <w:r>
+              <w:rPr>
+                <w:rFonts w:ascii="Consolas" w:hAnsi="Consolas" w:eastAsia="맑은 고딕"/>
+                <w:color w:val="B03060"/>
+                <w:sz w:val="17"/>
+              </w:rPr>
+              <w:t>trunk_z</w:t>
+            </w:r>
+          </w:p>
+        </w:tc>
+        <w:tc>
+          <w:tcPr>
+            <w:tcW w:type="dxa" w:w="4320"/>
+          </w:tcPr>
+          <w:p>
+            <w:r/>
+            <w:r>
+              <w:rPr>
+                <w:rFonts w:ascii="맑은 고딕" w:hAnsi="맑은 고딕" w:eastAsia="맑은 고딕"/>
+                <w:sz w:val="18"/>
+              </w:rPr>
+              <w:t xml:space="preserve">수평 트렁크면 멤버 수평 런 최빈 z(공용 랙 고도). </w:t>
+            </w:r>
+            <w:r>
+              <w:rPr>
+                <w:rFonts w:ascii="맑은 고딕" w:hAnsi="맑은 고딕" w:eastAsia="맑은 고딕"/>
+                <w:b/>
+                <w:sz w:val="18"/>
+              </w:rPr>
+              <w:t>수직(axis=2)이면 런 중앙 z</w:t>
+            </w:r>
+            <w:r>
+              <w:rPr>
+                <w:rFonts w:ascii="맑은 고딕" w:hAnsi="맑은 고딕" w:eastAsia="맑은 고딕"/>
+                <w:sz w:val="18"/>
+              </w:rPr>
+              <w:t>(랙고도 아님)</w:t>
+            </w:r>
+          </w:p>
+        </w:tc>
+      </w:tr>
+      <w:tr>
+        <w:tc>
+          <w:tcPr>
+            <w:tcW w:type="dxa" w:w="4320"/>
+          </w:tcPr>
+          <w:p>
+            <w:r/>
+            <w:r>
+              <w:rPr>
+                <w:rFonts w:ascii="Consolas" w:hAnsi="Consolas" w:eastAsia="맑은 고딕"/>
+                <w:color w:val="B03060"/>
+                <w:sz w:val="17"/>
+              </w:rPr>
+              <w:t>pitch_mm</w:t>
+            </w:r>
+          </w:p>
+        </w:tc>
+        <w:tc>
+          <w:tcPr>
+            <w:tcW w:type="dxa" w:w="4320"/>
+          </w:tcPr>
+          <w:p>
+            <w:r/>
+            <w:r>
+              <w:rPr>
+                <w:rFonts w:ascii="맑은 고딕" w:hAnsi="맑은 고딕" w:eastAsia="맑은 고딕"/>
+                <w:sz w:val="18"/>
+              </w:rPr>
+              <w:t>멤버별 대표 sp 좌표 인접 간격의 중앙값(비0) = 레인 간격</w:t>
+            </w:r>
+          </w:p>
+        </w:tc>
+      </w:tr>
+      <w:tr>
+        <w:tc>
+          <w:tcPr>
+            <w:tcW w:type="dxa" w:w="4320"/>
+          </w:tcPr>
+          <w:p>
+            <w:r/>
+            <w:r>
+              <w:rPr>
+                <w:rFonts w:ascii="Consolas" w:hAnsi="Consolas" w:eastAsia="맑은 고딕"/>
+                <w:color w:val="B03060"/>
+                <w:sz w:val="17"/>
+              </w:rPr>
+              <w:t>trunk_xy_spread</w:t>
+            </w:r>
+          </w:p>
+        </w:tc>
+        <w:tc>
+          <w:tcPr>
+            <w:tcW w:type="dxa" w:w="4320"/>
+          </w:tcPr>
+          <w:p>
+            <w:r/>
+            <w:r>
+              <w:rPr>
+                <w:rFonts w:ascii="맑은 고딕" w:hAnsi="맑은 고딕" w:eastAsia="맑은 고딕"/>
+                <w:sz w:val="18"/>
+              </w:rPr>
+              <w:t>sp 오프셋 폭(다발 폭)</w:t>
+            </w:r>
+          </w:p>
+        </w:tc>
+      </w:tr>
+      <w:tr>
+        <w:tc>
+          <w:tcPr>
+            <w:tcW w:type="dxa" w:w="4320"/>
+          </w:tcPr>
+          <w:p>
+            <w:r/>
+            <w:r>
+              <w:rPr>
+                <w:rFonts w:ascii="Consolas" w:hAnsi="Consolas" w:eastAsia="맑은 고딕"/>
+                <w:color w:val="B03060"/>
+                <w:sz w:val="17"/>
+              </w:rPr>
+              <w:t>n_ortho_bends</w:t>
+            </w:r>
+          </w:p>
+        </w:tc>
+        <w:tc>
+          <w:tcPr>
+            <w:tcW w:type="dxa" w:w="4320"/>
+          </w:tcPr>
+          <w:p>
+            <w:r/>
+            <w:r>
+              <w:rPr>
+                <w:rFonts w:ascii="맑은 고딕" w:hAnsi="맑은 고딕" w:eastAsia="맑은 고딕"/>
+                <w:sz w:val="18"/>
+              </w:rPr>
+              <w:t>멤버 꺾임 수 중앙값(참고)</w:t>
+            </w:r>
+          </w:p>
+        </w:tc>
+      </w:tr>
+      <w:tr>
+        <w:tc>
+          <w:tcPr>
+            <w:tcW w:type="dxa" w:w="4320"/>
+          </w:tcPr>
+          <w:p>
+            <w:r/>
+            <w:r>
+              <w:rPr>
+                <w:rFonts w:ascii="Consolas" w:hAnsi="Consolas" w:eastAsia="맑은 고딕"/>
+                <w:color w:val="B03060"/>
+                <w:sz w:val="17"/>
+              </w:rPr>
+              <w:t>avg_similarity</w:t>
+            </w:r>
+          </w:p>
+        </w:tc>
+        <w:tc>
+          <w:tcPr>
+            <w:tcW w:type="dxa" w:w="4320"/>
+          </w:tcPr>
+          <w:p>
+            <w:r/>
+            <w:r>
+              <w:rPr>
+                <w:rFonts w:ascii="맑은 고딕" w:hAnsi="맑은 고딕" w:eastAsia="맑은 고딕"/>
+                <w:sz w:val="18"/>
+              </w:rPr>
+              <w:t>멤버 쌍 평균 복합 유사도(참고, 표본화)</w:t>
+            </w:r>
+          </w:p>
+        </w:tc>
+      </w:tr>
+    </w:tbl>
+    <w:p>
+      <w:pPr>
+        <w:spacing w:after="40"/>
+      </w:pPr>
+    </w:p>
+    <w:p>
+      <w:pPr>
+        <w:pBdr>
+          <w:bottom w:val="single" w:sz="6" w:space="1" w:color="999999"/>
+        </w:pBdr>
+      </w:pPr>
+    </w:p>
+    <w:p>
+      <w:pPr>
+        <w:pStyle w:val="Heading1"/>
+      </w:pPr>
+      <w:r>
+        <w:rPr>
+          <w:rFonts w:ascii="맑은 고딕" w:hAnsi="맑은 고딕" w:eastAsia="맑은 고딕"/>
+          <w:color w:val="1F3355"/>
+          <w:sz w:val="30"/>
+        </w:rPr>
+        <w:t>6. 재설계 배경 (v1 → v2 → v3)</w:t>
+      </w:r>
+    </w:p>
+    <w:p>
+      <w:pPr>
+        <w:pStyle w:val="Heading2"/>
+      </w:pPr>
+      <w:r>
+        <w:rPr>
+          <w:rFonts w:ascii="맑은 고딕" w:hAnsi="맑은 고딕" w:eastAsia="맑은 고딕"/>
+          <w:color w:val="1F3355"/>
+          <w:sz w:val="27"/>
+        </w:rPr>
+        <w:t>6.1 v1 의 실패 — 형태 유사 + 균일 피치</w:t>
+      </w:r>
+    </w:p>
+    <w:p>
+      <w:r>
+        <w:rPr>
+          <w:rFonts w:ascii="맑은 고딕" w:hAnsi="맑은 고딕" w:eastAsia="맑은 고딕"/>
+          <w:sz w:val="21"/>
+        </w:rPr>
+        <w:t>형태 유사도 Union-Find(≥0.70) + pitch CV ≤0.30 게이트는 실제 랙을 대부분 놓쳤다(실측 CMP_KSCTA08:</w:t>
+      </w:r>
+    </w:p>
+    <w:p>
+      <w:r>
+        <w:rPr>
+          <w:rFonts w:ascii="맑은 고딕" w:hAnsi="맑은 고딕" w:eastAsia="맑은 고딕"/>
+          <w:sz w:val="21"/>
+        </w:rPr>
+        <w:t>4 번들·각 2멤버, 큰 유틸 전멸). 원인 ① 같은 랙은 분기로 길이가 달라 유사도가 임계 아래로 깨짐,</w:t>
+      </w:r>
+    </w:p>
+    <w:p>
+      <w:r>
+        <w:rPr>
+          <w:rFonts w:ascii="맑은 고딕" w:hAnsi="맑은 고딕" w:eastAsia="맑은 고딕"/>
+          <w:sz w:val="21"/>
+        </w:rPr>
+        <w:t>② 실제 랙은 공통 트렁크 공유·불규칙 피치라 CV 가 커서(4↑) 통째 탈락.</w:t>
+      </w:r>
+    </w:p>
+    <w:p>
+      <w:pPr>
+        <w:pStyle w:val="Heading2"/>
+      </w:pPr>
+      <w:r>
+        <w:rPr>
+          <w:rFonts w:ascii="맑은 고딕" w:hAnsi="맑은 고딕" w:eastAsia="맑은 고딕"/>
+          <w:color w:val="1F3355"/>
+          <w:sz w:val="27"/>
+        </w:rPr>
+        <w:t>6.2 v2 — 공간(수평 트렁크) 검출</w:t>
+      </w:r>
+    </w:p>
+    <w:p>
+      <w:r>
+        <w:rPr>
+          <w:rFonts w:ascii="맑은 고딕" w:hAnsi="맑은 고딕" w:eastAsia="맑은 고딕"/>
+          <w:sz w:val="21"/>
+        </w:rPr>
+        <w:t>랙을 '형태'가 아닌 '공간'(같은 트렁크 축 x/y · z-근접 · perp 등간격)으로 정의해 큰 수평 랙을 잡았다.</w:t>
+      </w:r>
+    </w:p>
+    <w:p>
+      <w:r>
+        <w:rPr>
+          <w:rFonts w:ascii="맑은 고딕" w:hAnsi="맑은 고딕" w:eastAsia="맑은 고딕"/>
+          <w:sz w:val="21"/>
+        </w:rPr>
+        <w:t xml:space="preserve">그러나 </w:t>
+      </w:r>
+      <w:r>
+        <w:rPr>
+          <w:rFonts w:ascii="맑은 고딕" w:hAnsi="맑은 고딕" w:eastAsia="맑은 고딕"/>
+          <w:b/>
+          <w:sz w:val="21"/>
+        </w:rPr>
+        <w:t>수평 트렁크(centroid·_trunk_axis 가 x/y 만)</w:t>
+      </w:r>
+      <w:r>
+        <w:rPr>
+          <w:rFonts w:ascii="맑은 고딕" w:hAnsi="맑은 고딕" w:eastAsia="맑은 고딕"/>
+          <w:sz w:val="21"/>
+        </w:rPr>
+        <w:t xml:space="preserve"> 기준이라 두 한계가 남았다:</w:t>
+      </w:r>
+    </w:p>
+    <w:tbl>
+      <w:tblPr>
+        <w:tblStyle w:val="LightGrid-Accent1"/>
+        <w:tblW w:type="auto" w:w="0"/>
+        <w:tblLook w:firstColumn="1" w:firstRow="1" w:lastColumn="0" w:lastRow="0" w:noHBand="0" w:noVBand="1" w:val="04A0"/>
+      </w:tblPr>
+      <w:tblGrid>
+        <w:gridCol w:w="4320"/>
+        <w:gridCol w:w="4320"/>
+      </w:tblGrid>
+      <w:tr>
+        <w:tc>
+          <w:tcPr>
+            <w:tcW w:type="dxa" w:w="4320"/>
+          </w:tcPr>
+          <w:p>
+            <w:r>
+              <w:rPr>
+                <w:b/>
+              </w:rPr>
+            </w:r>
+            <w:r>
+              <w:rPr>
+                <w:rFonts w:ascii="맑은 고딕" w:hAnsi="맑은 고딕" w:eastAsia="맑은 고딕"/>
+                <w:b/>
+                <w:sz w:val="18"/>
+              </w:rPr>
+              <w:t>한계</w:t>
+            </w:r>
+          </w:p>
+        </w:tc>
+        <w:tc>
+          <w:tcPr>
+            <w:tcW w:type="dxa" w:w="4320"/>
+          </w:tcPr>
+          <w:p>
+            <w:r>
+              <w:rPr>
+                <w:b/>
+              </w:rPr>
+            </w:r>
+            <w:r>
+              <w:rPr>
+                <w:rFonts w:ascii="맑은 고딕" w:hAnsi="맑은 고딕" w:eastAsia="맑은 고딕"/>
+                <w:b/>
+                <w:sz w:val="18"/>
+              </w:rPr>
+              <w:t>증상(사용자 실측 이미지)</w:t>
+            </w:r>
+          </w:p>
+        </w:tc>
+      </w:tr>
+      <w:tr>
+        <w:tc>
+          <w:tcPr>
+            <w:tcW w:type="dxa" w:w="4320"/>
+          </w:tcPr>
+          <w:p>
+            <w:r/>
+            <w:r>
+              <w:rPr>
+                <w:rFonts w:ascii="맑은 고딕" w:hAnsi="맑은 고딕" w:eastAsia="맑은 고딕"/>
+                <w:b/>
+                <w:sz w:val="18"/>
+              </w:rPr>
+              <w:t>수직(입상) 다발 미검출</w:t>
+            </w:r>
+          </w:p>
+        </w:tc>
+        <w:tc>
+          <w:tcPr>
+            <w:tcW w:type="dxa" w:w="4320"/>
+          </w:tcPr>
+          <w:p>
+            <w:r/>
+            <w:r>
+              <w:rPr>
+                <w:rFonts w:ascii="맑은 고딕" w:hAnsi="맑은 고딕" w:eastAsia="맑은 고딕"/>
+                <w:sz w:val="18"/>
+              </w:rPr>
+              <w:t xml:space="preserve">입상으로 나란히 올라가는 다발을 </w:t>
+            </w:r>
+            <w:r>
+              <w:rPr>
+                <w:rFonts w:ascii="맑은 고딕" w:hAnsi="맑은 고딕" w:eastAsia="맑은 고딕"/>
+                <w:b/>
+                <w:sz w:val="18"/>
+              </w:rPr>
+              <w:t>전혀</w:t>
+            </w:r>
+            <w:r>
+              <w:rPr>
+                <w:rFonts w:ascii="맑은 고딕" w:hAnsi="맑은 고딕" w:eastAsia="맑은 고딕"/>
+                <w:sz w:val="18"/>
+              </w:rPr>
+              <w:t xml:space="preserve"> 못 찾음(trunk_axis 가 수평만)</w:t>
+            </w:r>
+          </w:p>
+        </w:tc>
+      </w:tr>
+      <w:tr>
+        <w:tc>
+          <w:tcPr>
+            <w:tcW w:type="dxa" w:w="4320"/>
+          </w:tcPr>
+          <w:p>
+            <w:r/>
+            <w:r>
+              <w:rPr>
+                <w:rFonts w:ascii="맑은 고딕" w:hAnsi="맑은 고딕" w:eastAsia="맑은 고딕"/>
+                <w:b/>
+                <w:sz w:val="18"/>
+              </w:rPr>
+              <w:t>수평 다발 일부 누락</w:t>
+            </w:r>
+          </w:p>
+        </w:tc>
+        <w:tc>
+          <w:tcPr>
+            <w:tcW w:type="dxa" w:w="4320"/>
+          </w:tcPr>
+          <w:p>
+            <w:r/>
+            <w:r>
+              <w:rPr>
+                <w:rFonts w:ascii="맑은 고딕" w:hAnsi="맑은 고딕" w:eastAsia="맑은 고딕"/>
+                <w:sz w:val="18"/>
+              </w:rPr>
+              <w:t>centroid 기반이라 분기로 centroid 가 흩어진 평행 런을 놓침</w:t>
+            </w:r>
+          </w:p>
+        </w:tc>
+      </w:tr>
+    </w:tbl>
+    <w:p>
+      <w:pPr>
+        <w:spacing w:after="40"/>
+      </w:pPr>
+    </w:p>
+    <w:p>
+      <w:pPr>
+        <w:pStyle w:val="Heading2"/>
+      </w:pPr>
+      <w:r>
+        <w:rPr>
+          <w:rFonts w:ascii="맑은 고딕" w:hAnsi="맑은 고딕" w:eastAsia="맑은 고딕"/>
+          <w:color w:val="1F3355"/>
+          <w:sz w:val="27"/>
+        </w:rPr>
+        <w:t>6.3 v3 — 세그먼트 동시진행(수평·수직 + 레인 유지 + 코너)</w:t>
+      </w:r>
+    </w:p>
+    <w:p>
+      <w:r>
+        <w:rPr>
+          <w:rFonts w:ascii="맑은 고딕" w:hAnsi="맑은 고딕" w:eastAsia="맑은 고딕"/>
+          <w:sz w:val="21"/>
+        </w:rPr>
+        <w:t xml:space="preserve">배관을 </w:t>
+      </w:r>
+      <w:r>
+        <w:rPr>
+          <w:rFonts w:ascii="맑은 고딕" w:hAnsi="맑은 고딕" w:eastAsia="맑은 고딕"/>
+          <w:b/>
+          <w:sz w:val="21"/>
+        </w:rPr>
+        <w:t>축정렬 런</w:t>
+      </w:r>
+      <w:r>
+        <w:rPr>
+          <w:rFonts w:ascii="맑은 고딕" w:hAnsi="맑은 고딕" w:eastAsia="맑은 고딕"/>
+          <w:sz w:val="21"/>
+        </w:rPr>
+        <w:t xml:space="preserve">으로 분해해 </w:t>
+      </w:r>
+      <w:r>
+        <w:rPr>
+          <w:rFonts w:ascii="맑은 고딕" w:hAnsi="맑은 고딕" w:eastAsia="맑은 고딕"/>
+          <w:b/>
+          <w:sz w:val="21"/>
+        </w:rPr>
+        <w:t>진행축(x·y·z)별로</w:t>
+      </w:r>
+      <w:r>
+        <w:rPr>
+          <w:rFonts w:ascii="맑은 고딕" w:hAnsi="맑은 고딕" w:eastAsia="맑은 고딕"/>
+          <w:sz w:val="21"/>
+        </w:rPr>
+        <w:t xml:space="preserve"> 동시진행·등간격 다발을 직접 찾는다. centroid 대신</w:t>
+      </w:r>
+    </w:p>
+    <w:p>
+      <w:r>
+        <w:rPr>
+          <w:rFonts w:ascii="맑은 고딕" w:hAnsi="맑은 고딕" w:eastAsia="맑은 고딕"/>
+          <w:b/>
+          <w:sz w:val="21"/>
+        </w:rPr>
+        <w:t>런의 진행구간 겹침 + 직교좌표 공유(±10mm)</w:t>
+      </w:r>
+      <w:r>
+        <w:rPr>
+          <w:rFonts w:ascii="맑은 고딕" w:hAnsi="맑은 고딕" w:eastAsia="맑은 고딕"/>
+          <w:sz w:val="21"/>
+        </w:rPr>
+        <w:t xml:space="preserve"> 로 평행을 판정하므로 분기·길이 차이에 강건하고, z 진행축을</w:t>
+      </w:r>
+    </w:p>
+    <w:p>
+      <w:r>
+        <w:rPr>
+          <w:rFonts w:ascii="맑은 고딕" w:hAnsi="맑은 고딕" w:eastAsia="맑은 고딕"/>
+          <w:sz w:val="21"/>
+        </w:rPr>
+        <w:t>대등하게 다뤄 수직 입상 다발을 잡는다. 꺾임 게이트는 선택(기본 0)으로 완화해 직선 평행 다발도 포함한다.</w:t>
+      </w:r>
+    </w:p>
+    <w:p>
+      <w:pPr>
+        <w:pStyle w:val="Heading2"/>
+      </w:pPr>
+      <w:r>
+        <w:rPr>
+          <w:rFonts w:ascii="맑은 고딕" w:hAnsi="맑은 고딕" w:eastAsia="맑은 고딕"/>
+          <w:color w:val="1F3355"/>
+          <w:sz w:val="27"/>
+        </w:rPr>
+        <w:t>6.4 결과 (project6 = CLEAN_WTNHJ03)</w:t>
       </w:r>
     </w:p>
     <w:tbl>
@@ -2305,7 +3130,7 @@
                 <w:b/>
                 <w:sz w:val="18"/>
               </w:rPr>
-              <w:t>함수</w:t>
+              <w:t>v2</w:t>
             </w:r>
           </w:p>
         </w:tc>
@@ -2325,710 +3150,7 @@
                 <w:b/>
                 <w:sz w:val="18"/>
               </w:rPr>
-              <w:t>의미</w:t>
-            </w:r>
-          </w:p>
-        </w:tc>
-      </w:tr>
-      <w:tr>
-        <w:tc>
-          <w:tcPr>
-            <w:tcW w:type="dxa" w:w="2880"/>
-          </w:tcPr>
-          <w:p>
-            <w:r/>
-            <w:r>
-              <w:rPr>
-                <w:rFonts w:ascii="Consolas" w:hAnsi="Consolas" w:eastAsia="맑은 고딕"/>
-                <w:color w:val="B03060"/>
-                <w:sz w:val="17"/>
-              </w:rPr>
-              <w:t>trunk_z</w:t>
-            </w:r>
-          </w:p>
-        </w:tc>
-        <w:tc>
-          <w:tcPr>
-            <w:tcW w:type="dxa" w:w="2880"/>
-          </w:tcPr>
-          <w:p>
-            <w:r/>
-            <w:r>
-              <w:rPr>
-                <w:rFonts w:ascii="Consolas" w:hAnsi="Consolas" w:eastAsia="맑은 고딕"/>
-                <w:color w:val="B03060"/>
-                <w:sz w:val="17"/>
-              </w:rPr>
-              <w:t>_trunk_z</w:t>
-            </w:r>
-          </w:p>
-        </w:tc>
-        <w:tc>
-          <w:tcPr>
-            <w:tcW w:type="dxa" w:w="2880"/>
-          </w:tcPr>
-          <w:p>
-            <w:r/>
-            <w:r>
-              <w:rPr>
-                <w:rFonts w:ascii="맑은 고딕" w:hAnsi="맑은 고딕" w:eastAsia="맑은 고딕"/>
-                <w:sz w:val="18"/>
-              </w:rPr>
-              <w:t>멤버 수평 런 중점 z 의 길이가중 최빈(Z_BIN_MM=100 버킷) = 공용 랙 고도</w:t>
-            </w:r>
-          </w:p>
-        </w:tc>
-      </w:tr>
-      <w:tr>
-        <w:tc>
-          <w:tcPr>
-            <w:tcW w:type="dxa" w:w="2880"/>
-          </w:tcPr>
-          <w:p>
-            <w:r/>
-            <w:r>
-              <w:rPr>
-                <w:rFonts w:ascii="Consolas" w:hAnsi="Consolas" w:eastAsia="맑은 고딕"/>
-                <w:color w:val="B03060"/>
-                <w:sz w:val="17"/>
-              </w:rPr>
-              <w:t>pitch_mm</w:t>
-            </w:r>
-          </w:p>
-        </w:tc>
-        <w:tc>
-          <w:tcPr>
-            <w:tcW w:type="dxa" w:w="2880"/>
-          </w:tcPr>
-          <w:p>
-            <w:r/>
-            <w:r>
-              <w:rPr>
-                <w:rFonts w:ascii="Consolas" w:hAnsi="Consolas" w:eastAsia="맑은 고딕"/>
-                <w:color w:val="B03060"/>
-                <w:sz w:val="17"/>
-              </w:rPr>
-              <w:t>_pitch_stats</w:t>
-            </w:r>
-          </w:p>
-        </w:tc>
-        <w:tc>
-          <w:tcPr>
-            <w:tcW w:type="dxa" w:w="2880"/>
-          </w:tcPr>
-          <w:p>
-            <w:r/>
-            <w:r>
-              <w:rPr>
-                <w:rFonts w:ascii="맑은 고딕" w:hAnsi="맑은 고딕" w:eastAsia="맑은 고딕"/>
-                <w:sz w:val="18"/>
-              </w:rPr>
-              <w:t xml:space="preserve">perp 인접 간격 중 </w:t>
-            </w:r>
-            <w:r>
-              <w:rPr>
-                <w:rFonts w:ascii="맑은 고딕" w:hAnsi="맑은 고딕" w:eastAsia="맑은 고딕"/>
-                <w:b/>
-                <w:sz w:val="18"/>
-              </w:rPr>
-              <w:t>비0</w:t>
-            </w:r>
-            <w:r>
-              <w:rPr>
-                <w:rFonts w:ascii="맑은 고딕" w:hAnsi="맑은 고딕" w:eastAsia="맑은 고딕"/>
-                <w:sz w:val="18"/>
-              </w:rPr>
-              <w:t xml:space="preserve"> 값의 중앙값 = 실제 레인 간격</w:t>
-            </w:r>
-          </w:p>
-        </w:tc>
-      </w:tr>
-      <w:tr>
-        <w:tc>
-          <w:tcPr>
-            <w:tcW w:type="dxa" w:w="2880"/>
-          </w:tcPr>
-          <w:p>
-            <w:r/>
-            <w:r>
-              <w:rPr>
-                <w:rFonts w:ascii="Consolas" w:hAnsi="Consolas" w:eastAsia="맑은 고딕"/>
-                <w:color w:val="B03060"/>
-                <w:sz w:val="17"/>
-              </w:rPr>
-              <w:t>trunk_xy_spread</w:t>
-            </w:r>
-          </w:p>
-        </w:tc>
-        <w:tc>
-          <w:tcPr>
-            <w:tcW w:type="dxa" w:w="2880"/>
-          </w:tcPr>
-          <w:p>
-            <w:r/>
-            <w:r>
-              <w:rPr>
-                <w:rFonts w:ascii="Consolas" w:hAnsi="Consolas" w:eastAsia="맑은 고딕"/>
-                <w:color w:val="B03060"/>
-                <w:sz w:val="17"/>
-              </w:rPr>
-              <w:t>_pitch_stats</w:t>
-            </w:r>
-          </w:p>
-        </w:tc>
-        <w:tc>
-          <w:tcPr>
-            <w:tcW w:type="dxa" w:w="2880"/>
-          </w:tcPr>
-          <w:p>
-            <w:r/>
-            <w:r>
-              <w:rPr>
-                <w:rFonts w:ascii="맑은 고딕" w:hAnsi="맑은 고딕" w:eastAsia="맑은 고딕"/>
-                <w:sz w:val="18"/>
-              </w:rPr>
-              <w:t>perp 오프셋 폭(다발 폭)</w:t>
-            </w:r>
-          </w:p>
-        </w:tc>
-      </w:tr>
-      <w:tr>
-        <w:tc>
-          <w:tcPr>
-            <w:tcW w:type="dxa" w:w="2880"/>
-          </w:tcPr>
-          <w:p>
-            <w:r/>
-            <w:r>
-              <w:rPr>
-                <w:rFonts w:ascii="Consolas" w:hAnsi="Consolas" w:eastAsia="맑은 고딕"/>
-                <w:color w:val="B03060"/>
-                <w:sz w:val="17"/>
-              </w:rPr>
-              <w:t>avg_similarity</w:t>
-            </w:r>
-          </w:p>
-        </w:tc>
-        <w:tc>
-          <w:tcPr>
-            <w:tcW w:type="dxa" w:w="2880"/>
-          </w:tcPr>
-          <w:p>
-            <w:r/>
-            <w:r>
-              <w:rPr>
-                <w:rFonts w:ascii="Consolas" w:hAnsi="Consolas" w:eastAsia="맑은 고딕"/>
-                <w:color w:val="B03060"/>
-                <w:sz w:val="17"/>
-              </w:rPr>
-              <w:t>_avg_pair_similarity</w:t>
-            </w:r>
-          </w:p>
-        </w:tc>
-        <w:tc>
-          <w:tcPr>
-            <w:tcW w:type="dxa" w:w="2880"/>
-          </w:tcPr>
-          <w:p>
-            <w:r/>
-            <w:r>
-              <w:rPr>
-                <w:rFonts w:ascii="맑은 고딕" w:hAnsi="맑은 고딕" w:eastAsia="맑은 고딕"/>
-                <w:sz w:val="18"/>
-              </w:rPr>
-              <w:t>멤버 쌍 평균 복합 유사도(참고용, 표본화)</w:t>
-            </w:r>
-          </w:p>
-        </w:tc>
-      </w:tr>
-    </w:tbl>
-    <w:p>
-      <w:pPr>
-        <w:spacing w:after="40"/>
-      </w:pPr>
-    </w:p>
-    <w:p>
-      <w:pPr>
-        <w:ind w:left="240"/>
-      </w:pPr>
-      <w:r>
-        <w:rPr>
-          <w:rFonts w:ascii="맑은 고딕" w:hAnsi="맑은 고딕" w:eastAsia="맑은 고딕"/>
-          <w:b/>
-          <w:i/>
-          <w:color w:val="555555"/>
-          <w:sz w:val="20"/>
-        </w:rPr>
-        <w:t>pitch CV 게이트 폐기</w:t>
-      </w:r>
-      <w:r>
-        <w:rPr>
-          <w:rFonts w:ascii="맑은 고딕" w:hAnsi="맑은 고딕" w:eastAsia="맑은 고딕"/>
-          <w:i/>
-          <w:color w:val="555555"/>
-          <w:sz w:val="20"/>
-        </w:rPr>
-        <w:t xml:space="preserve">: 실제 플랜트 랙은 </w:t>
-      </w:r>
-      <w:r>
-        <w:rPr>
-          <w:rFonts w:ascii="맑은 고딕" w:hAnsi="맑은 고딕" w:eastAsia="맑은 고딕"/>
-          <w:b/>
-          <w:i/>
-          <w:color w:val="555555"/>
-          <w:sz w:val="20"/>
-        </w:rPr>
-        <w:t>공통 트렁크를 공유</w:t>
-      </w:r>
-      <w:r>
-        <w:rPr>
-          <w:rFonts w:ascii="맑은 고딕" w:hAnsi="맑은 고딕" w:eastAsia="맑은 고딕"/>
-          <w:i/>
-          <w:color w:val="555555"/>
-          <w:sz w:val="20"/>
-        </w:rPr>
-        <w:t>(perp 간격 0)·불규칙 피치라 CV 가</w:t>
-      </w:r>
-    </w:p>
-    <w:p>
-      <w:pPr>
-        <w:ind w:left="240"/>
-      </w:pPr>
-      <w:r>
-        <w:rPr>
-          <w:rFonts w:ascii="맑은 고딕" w:hAnsi="맑은 고딕" w:eastAsia="맑은 고딕"/>
-          <w:i/>
-          <w:color w:val="555555"/>
-          <w:sz w:val="20"/>
-        </w:rPr>
-        <w:t>크다(실측 4↑). 균일 피치를 요구하면 진짜 트렁크가 전부 기각되므로, v2 는 CV 게이트를 제거하고</w:t>
-      </w:r>
-    </w:p>
-    <w:p>
-      <w:pPr>
-        <w:ind w:left="240"/>
-      </w:pPr>
-      <w:r>
-        <w:rPr>
-          <w:rFonts w:ascii="맑은 고딕" w:hAnsi="맑은 고딕" w:eastAsia="맑은 고딕"/>
-          <w:i/>
-          <w:color w:val="555555"/>
-          <w:sz w:val="20"/>
-        </w:rPr>
-        <w:t>CV 는 참고 지표로만 둔다(§6).</w:t>
-      </w:r>
-    </w:p>
-    <w:p>
-      <w:pPr>
-        <w:pBdr>
-          <w:bottom w:val="single" w:sz="6" w:space="1" w:color="999999"/>
-        </w:pBdr>
-      </w:pPr>
-    </w:p>
-    <w:p>
-      <w:pPr>
-        <w:pStyle w:val="Heading1"/>
-      </w:pPr>
-      <w:r>
-        <w:rPr>
-          <w:rFonts w:ascii="맑은 고딕" w:hAnsi="맑은 고딕" w:eastAsia="맑은 고딕"/>
-          <w:color w:val="1F3355"/>
-          <w:sz w:val="30"/>
-        </w:rPr>
-        <w:t>6. v1 → v2 재설계 배경 (왜 바꿨나)</w:t>
-      </w:r>
-    </w:p>
-    <w:p>
-      <w:r>
-        <w:rPr>
-          <w:rFonts w:ascii="맑은 고딕" w:hAnsi="맑은 고딕" w:eastAsia="맑은 고딕"/>
-          <w:sz w:val="21"/>
-        </w:rPr>
-        <w:t>실데이터(CMP_KSCTA08, 기존배관 1,016개) 검증에서 v1 의 치명적 한계가 드러났다.</w:t>
-      </w:r>
-    </w:p>
-    <w:p>
-      <w:pPr>
-        <w:pStyle w:val="Heading2"/>
-      </w:pPr>
-      <w:r>
-        <w:rPr>
-          <w:rFonts w:ascii="맑은 고딕" w:hAnsi="맑은 고딕" w:eastAsia="맑은 고딕"/>
-          <w:color w:val="1F3355"/>
-          <w:sz w:val="27"/>
-        </w:rPr>
-        <w:t>6.1 v1 의 실패 (실측)</w:t>
-      </w:r>
-    </w:p>
-    <w:tbl>
-      <w:tblPr>
-        <w:tblStyle w:val="LightGrid-Accent1"/>
-        <w:tblW w:type="auto" w:w="0"/>
-        <w:tblLook w:firstColumn="1" w:firstRow="1" w:lastColumn="0" w:lastRow="0" w:noHBand="0" w:noVBand="1" w:val="04A0"/>
-      </w:tblPr>
-      <w:tblGrid>
-        <w:gridCol w:w="4320"/>
-        <w:gridCol w:w="4320"/>
-      </w:tblGrid>
-      <w:tr>
-        <w:tc>
-          <w:tcPr>
-            <w:tcW w:type="dxa" w:w="4320"/>
-          </w:tcPr>
-          <w:p>
-            <w:r>
-              <w:rPr>
-                <w:b/>
-              </w:rPr>
-            </w:r>
-            <w:r>
-              <w:rPr>
-                <w:rFonts w:ascii="맑은 고딕" w:hAnsi="맑은 고딕" w:eastAsia="맑은 고딕"/>
-                <w:b/>
-                <w:sz w:val="18"/>
-              </w:rPr>
-              <w:t>확인</w:t>
-            </w:r>
-          </w:p>
-        </w:tc>
-        <w:tc>
-          <w:tcPr>
-            <w:tcW w:type="dxa" w:w="4320"/>
-          </w:tcPr>
-          <w:p>
-            <w:r>
-              <w:rPr>
-                <w:b/>
-              </w:rPr>
-            </w:r>
-            <w:r>
-              <w:rPr>
-                <w:rFonts w:ascii="맑은 고딕" w:hAnsi="맑은 고딕" w:eastAsia="맑은 고딕"/>
-                <w:b/>
-                <w:sz w:val="18"/>
-              </w:rPr>
-              <w:t>결과</w:t>
-            </w:r>
-          </w:p>
-        </w:tc>
-      </w:tr>
-      <w:tr>
-        <w:tc>
-          <w:tcPr>
-            <w:tcW w:type="dxa" w:w="4320"/>
-          </w:tcPr>
-          <w:p>
-            <w:r/>
-            <w:r>
-              <w:rPr>
-                <w:rFonts w:ascii="맑은 고딕" w:hAnsi="맑은 고딕" w:eastAsia="맑은 고딕"/>
-                <w:sz w:val="18"/>
-              </w:rPr>
-              <w:t>v1 검출</w:t>
-            </w:r>
-          </w:p>
-        </w:tc>
-        <w:tc>
-          <w:tcPr>
-            <w:tcW w:type="dxa" w:w="4320"/>
-          </w:tcPr>
-          <w:p>
-            <w:r/>
-            <w:r>
-              <w:rPr>
-                <w:rFonts w:ascii="맑은 고딕" w:hAnsi="맑은 고딕" w:eastAsia="맑은 고딕"/>
-                <w:b/>
-                <w:sz w:val="18"/>
-              </w:rPr>
-              <w:t>4 번들 · 각 2멤버</w:t>
-            </w:r>
-            <w:r>
-              <w:rPr>
-                <w:rFonts w:ascii="맑은 고딕" w:hAnsi="맑은 고딕" w:eastAsia="맑은 고딕"/>
-                <w:sz w:val="18"/>
-              </w:rPr>
-              <w:t xml:space="preserve"> (ALKA·UPW_S·AKWW 등 큰 유틸 전멸)</w:t>
-            </w:r>
-          </w:p>
-        </w:tc>
-      </w:tr>
-      <w:tr>
-        <w:tc>
-          <w:tcPr>
-            <w:tcW w:type="dxa" w:w="4320"/>
-          </w:tcPr>
-          <w:p>
-            <w:r/>
-            <w:r>
-              <w:rPr>
-                <w:rFonts w:ascii="맑은 고딕" w:hAnsi="맑은 고딕" w:eastAsia="맑은 고딕"/>
-                <w:sz w:val="18"/>
-              </w:rPr>
-              <w:t>ALKA(140개)</w:t>
-            </w:r>
-          </w:p>
-        </w:tc>
-        <w:tc>
-          <w:tcPr>
-            <w:tcW w:type="dxa" w:w="4320"/>
-          </w:tcPr>
-          <w:p>
-            <w:r/>
-            <w:r>
-              <w:rPr>
-                <w:rFonts w:ascii="맑은 고딕" w:hAnsi="맑은 고딕" w:eastAsia="맑은 고딕"/>
-                <w:b/>
-                <w:sz w:val="18"/>
-              </w:rPr>
-              <w:t>0 번들</w:t>
-            </w:r>
-            <w:r>
-              <w:rPr>
-                <w:rFonts w:ascii="맑은 고딕" w:hAnsi="맑은 고딕" w:eastAsia="맑은 고딕"/>
-                <w:sz w:val="18"/>
-              </w:rPr>
-              <w:t xml:space="preserve"> — 템플릿 자체가 없어 패턴 표시도 안 됨</w:t>
-            </w:r>
-          </w:p>
-        </w:tc>
-      </w:tr>
-      <w:tr>
-        <w:tc>
-          <w:tcPr>
-            <w:tcW w:type="dxa" w:w="4320"/>
-          </w:tcPr>
-          <w:p>
-            <w:r/>
-            <w:r>
-              <w:rPr>
-                <w:rFonts w:ascii="맑은 고딕" w:hAnsi="맑은 고딕" w:eastAsia="맑은 고딕"/>
-                <w:sz w:val="18"/>
-              </w:rPr>
-              <w:t>ALKA 쌍 유사도</w:t>
-            </w:r>
-          </w:p>
-        </w:tc>
-        <w:tc>
-          <w:tcPr>
-            <w:tcW w:type="dxa" w:w="4320"/>
-          </w:tcPr>
-          <w:p>
-            <w:r/>
-            <w:r>
-              <w:rPr>
-                <w:rFonts w:ascii="맑은 고딕" w:hAnsi="맑은 고딕" w:eastAsia="맑은 고딕"/>
-                <w:sz w:val="18"/>
-              </w:rPr>
-              <w:t>평균 0.85 · 300/300쌍 ≥ 0.70 (유사도는 충분)</w:t>
-            </w:r>
-          </w:p>
-        </w:tc>
-      </w:tr>
-    </w:tbl>
-    <w:p>
-      <w:pPr>
-        <w:spacing w:after="40"/>
-      </w:pPr>
-    </w:p>
-    <w:p>
-      <w:pPr>
-        <w:pStyle w:val="Heading2"/>
-      </w:pPr>
-      <w:r>
-        <w:rPr>
-          <w:rFonts w:ascii="맑은 고딕" w:hAnsi="맑은 고딕" w:eastAsia="맑은 고딕"/>
-          <w:color w:val="1F3355"/>
-          <w:sz w:val="27"/>
-        </w:rPr>
-        <w:t>6.2 두 가지 근본 원인</w:t>
-      </w:r>
-    </w:p>
-    <w:p>
-      <w:pPr>
-        <w:pStyle w:val="ListNumber"/>
-      </w:pPr>
-      <w:r>
-        <w:rPr>
-          <w:rFonts w:ascii="맑은 고딕" w:hAnsi="맑은 고딕" w:eastAsia="맑은 고딕"/>
-          <w:b/>
-          <w:sz w:val="21"/>
-        </w:rPr>
-        <w:t>형태 유사도 Union-Find 가 같은 랙을 쪼갬</w:t>
-      </w:r>
-      <w:r>
-        <w:rPr>
-          <w:rFonts w:ascii="맑은 고딕" w:hAnsi="맑은 고딕" w:eastAsia="맑은 고딕"/>
-          <w:sz w:val="21"/>
-        </w:rPr>
-        <w:t xml:space="preserve"> — 한 랙 배관들은 분기 지점이 달라 길이가 제각각.</w:t>
-      </w:r>
-    </w:p>
-    <w:p>
-      <w:r>
-        <w:rPr>
-          <w:rFonts w:ascii="맑은 고딕" w:hAnsi="맑은 고딕" w:eastAsia="맑은 고딕"/>
-          <w:sz w:val="21"/>
-        </w:rPr>
-        <w:t xml:space="preserve">   유사도의 길이(20%)+규모(20%) 항이 composite 를 0.70 밑으로 끌어내려 군집이 잘게 부서졌다.</w:t>
-      </w:r>
-    </w:p>
-    <w:p>
-      <w:pPr>
-        <w:pStyle w:val="ListNumber"/>
-      </w:pPr>
-      <w:r>
-        <w:rPr>
-          <w:rFonts w:ascii="맑은 고딕" w:hAnsi="맑은 고딕" w:eastAsia="맑은 고딕"/>
-          <w:b/>
-          <w:sz w:val="21"/>
-        </w:rPr>
-        <w:t>pitch CV ≤ 0.30 게이트가 진짜 트렁크를 기각</w:t>
-      </w:r>
-      <w:r>
-        <w:rPr>
-          <w:rFonts w:ascii="맑은 고딕" w:hAnsi="맑은 고딕" w:eastAsia="맑은 고딕"/>
-          <w:sz w:val="21"/>
-        </w:rPr>
-        <w:t xml:space="preserve"> — 실제 랙은 공통 트렁크 공유·불규칙 피치라</w:t>
-      </w:r>
-    </w:p>
-    <w:p>
-      <w:r>
-        <w:rPr>
-          <w:rFonts w:ascii="맑은 고딕" w:hAnsi="맑은 고딕" w:eastAsia="맑은 고딕"/>
-          <w:sz w:val="21"/>
-        </w:rPr>
-        <w:t xml:space="preserve">   CV 가 커서(실측 4↑) 통째 탈락. 우연히 2개만 뭉친 작은 군집(CV=0)만 살아남았다.</w:t>
-      </w:r>
-    </w:p>
-    <w:p>
-      <w:pPr>
-        <w:pStyle w:val="Heading2"/>
-      </w:pPr>
-      <w:r>
-        <w:rPr>
-          <w:rFonts w:ascii="맑은 고딕" w:hAnsi="맑은 고딕" w:eastAsia="맑은 고딕"/>
-          <w:color w:val="1F3355"/>
-          <w:sz w:val="27"/>
-        </w:rPr>
-        <w:t>6.3 v2 의 해법</w:t>
-      </w:r>
-    </w:p>
-    <w:p>
-      <w:r>
-        <w:rPr>
-          <w:rFonts w:ascii="맑은 고딕" w:hAnsi="맑은 고딕" w:eastAsia="맑은 고딕"/>
-          <w:sz w:val="21"/>
-        </w:rPr>
-        <w:t xml:space="preserve">랙(평행 다발)을 </w:t>
-      </w:r>
-      <w:r>
-        <w:rPr>
-          <w:rFonts w:ascii="맑은 고딕" w:hAnsi="맑은 고딕" w:eastAsia="맑은 고딕"/>
-          <w:b/>
-          <w:sz w:val="21"/>
-        </w:rPr>
-        <w:t>형태가 아니라 공간</w:t>
-      </w:r>
-      <w:r>
-        <w:rPr>
-          <w:rFonts w:ascii="맑은 고딕" w:hAnsi="맑은 고딕" w:eastAsia="맑은 고딕"/>
-          <w:sz w:val="21"/>
-        </w:rPr>
-        <w:t>(같은 트렁크 축 · z-근접 · perp 등간격 평행)으로 정의해</w:t>
-      </w:r>
-    </w:p>
-    <w:p>
-      <w:r>
-        <w:rPr>
-          <w:rFonts w:ascii="맑은 고딕" w:hAnsi="맑은 고딕" w:eastAsia="맑은 고딕"/>
-          <w:sz w:val="21"/>
-        </w:rPr>
-        <w:t>재구현. 형태유사 Union-Find·pitch CV 게이트를 폐기하고 꺾임 게이트만 유지.</w:t>
-      </w:r>
-    </w:p>
-    <w:p>
-      <w:pPr>
-        <w:pStyle w:val="Heading2"/>
-      </w:pPr>
-      <w:r>
-        <w:rPr>
-          <w:rFonts w:ascii="맑은 고딕" w:hAnsi="맑은 고딕" w:eastAsia="맑은 고딕"/>
-          <w:color w:val="1F3355"/>
-          <w:sz w:val="27"/>
-        </w:rPr>
-        <w:t>6.4 결과 (CMP_KSCTA08)</w:t>
-      </w:r>
-    </w:p>
-    <w:tbl>
-      <w:tblPr>
-        <w:tblStyle w:val="LightGrid-Accent1"/>
-        <w:tblW w:type="auto" w:w="0"/>
-        <w:tblLook w:firstColumn="1" w:firstRow="1" w:lastColumn="0" w:lastRow="0" w:noHBand="0" w:noVBand="1" w:val="04A0"/>
-      </w:tblPr>
-      <w:tblGrid>
-        <w:gridCol w:w="2880"/>
-        <w:gridCol w:w="2880"/>
-        <w:gridCol w:w="2880"/>
-      </w:tblGrid>
-      <w:tr>
-        <w:tc>
-          <w:tcPr>
-            <w:tcW w:type="dxa" w:w="2880"/>
-          </w:tcPr>
-          <w:p>
-            <w:r>
-              <w:rPr>
-                <w:b/>
-              </w:rPr>
-            </w:r>
-            <w:r>
-              <w:rPr>
-                <w:rFonts w:ascii="맑은 고딕" w:hAnsi="맑은 고딕" w:eastAsia="맑은 고딕"/>
-                <w:b/>
-                <w:sz w:val="18"/>
-              </w:rPr>
-              <w:t>지표</w:t>
-            </w:r>
-          </w:p>
-        </w:tc>
-        <w:tc>
-          <w:tcPr>
-            <w:tcW w:type="dxa" w:w="2880"/>
-          </w:tcPr>
-          <w:p>
-            <w:r>
-              <w:rPr>
-                <w:b/>
-              </w:rPr>
-            </w:r>
-            <w:r>
-              <w:rPr>
-                <w:rFonts w:ascii="맑은 고딕" w:hAnsi="맑은 고딕" w:eastAsia="맑은 고딕"/>
-                <w:b/>
-                <w:sz w:val="18"/>
-              </w:rPr>
-              <w:t>v1</w:t>
-            </w:r>
-          </w:p>
-        </w:tc>
-        <w:tc>
-          <w:tcPr>
-            <w:tcW w:type="dxa" w:w="2880"/>
-          </w:tcPr>
-          <w:p>
-            <w:r>
-              <w:rPr>
-                <w:b/>
-              </w:rPr>
-            </w:r>
-            <w:r>
-              <w:rPr>
-                <w:rFonts w:ascii="맑은 고딕" w:hAnsi="맑은 고딕" w:eastAsia="맑은 고딕"/>
-                <w:b/>
-                <w:sz w:val="18"/>
-              </w:rPr>
-              <w:t>v2</w:t>
+              <w:t>v3</w:t>
             </w:r>
           </w:p>
         </w:tc>
@@ -3045,7 +3167,7 @@
                 <w:rFonts w:ascii="맑은 고딕" w:hAnsi="맑은 고딕" w:eastAsia="맑은 고딕"/>
                 <w:sz w:val="18"/>
               </w:rPr>
-              <w:t>번들 그룹</w:t>
+              <w:t>project6 번들</w:t>
             </w:r>
           </w:p>
         </w:tc>
@@ -3060,7 +3182,7 @@
                 <w:rFonts w:ascii="맑은 고딕" w:hAnsi="맑은 고딕" w:eastAsia="맑은 고딕"/>
                 <w:sz w:val="18"/>
               </w:rPr>
-              <w:t>4</w:t>
+              <w:t>(수평만)</w:t>
             </w:r>
           </w:p>
         </w:tc>
@@ -3073,9 +3195,32 @@
             <w:r>
               <w:rPr>
                 <w:rFonts w:ascii="맑은 고딕" w:hAnsi="맑은 고딕" w:eastAsia="맑은 고딕"/>
+                <w:b/>
                 <w:sz w:val="18"/>
               </w:rPr>
-              <w:t>~246(전수) / 36(프로젝트 bbox)</w:t>
+              <w:t>21</w:t>
+            </w:r>
+            <w:r>
+              <w:rPr>
+                <w:rFonts w:ascii="맑은 고딕" w:hAnsi="맑은 고딕" w:eastAsia="맑은 고딕"/>
+                <w:sz w:val="18"/>
+              </w:rPr>
+              <w:t xml:space="preserve">(수직/입상 </w:t>
+            </w:r>
+            <w:r>
+              <w:rPr>
+                <w:rFonts w:ascii="맑은 고딕" w:hAnsi="맑은 고딕" w:eastAsia="맑은 고딕"/>
+                <w:b/>
+                <w:sz w:val="18"/>
+              </w:rPr>
+              <w:t>2</w:t>
+            </w:r>
+            <w:r>
+              <w:rPr>
+                <w:rFonts w:ascii="맑은 고딕" w:hAnsi="맑은 고딕" w:eastAsia="맑은 고딕"/>
+                <w:sz w:val="18"/>
+              </w:rPr>
+              <w:t xml:space="preserve"> 포함)</w:t>
             </w:r>
           </w:p>
         </w:tc>
@@ -3092,7 +3237,7 @@
                 <w:rFonts w:ascii="맑은 고딕" w:hAnsi="맑은 고딕" w:eastAsia="맑은 고딕"/>
                 <w:sz w:val="18"/>
               </w:rPr>
-              <w:t>검출 유틸</w:t>
+              <w:t>큰 수평 랙</w:t>
             </w:r>
           </w:p>
         </w:tc>
@@ -3107,7 +3252,7 @@
                 <w:rFonts w:ascii="맑은 고딕" w:hAnsi="맑은 고딕" w:eastAsia="맑은 고딕"/>
                 <w:sz w:val="18"/>
               </w:rPr>
-              <w:t>4개</w:t>
+              <w:t>일부</w:t>
             </w:r>
           </w:p>
         </w:tc>
@@ -3120,10 +3265,9 @@
             <w:r>
               <w:rPr>
                 <w:rFonts w:ascii="맑은 고딕" w:hAnsi="맑은 고딕" w:eastAsia="맑은 고딕"/>
-                <w:b/>
                 <w:sz w:val="18"/>
               </w:rPr>
-              <w:t>12개 전부</w:t>
+              <w:t>UPW_S 42 · HOT DI_S 36 · NFW 23 …</w:t>
             </w:r>
           </w:p>
         </w:tc>
@@ -3140,7 +3284,7 @@
                 <w:rFonts w:ascii="맑은 고딕" w:hAnsi="맑은 고딕" w:eastAsia="맑은 고딕"/>
                 <w:sz w:val="18"/>
               </w:rPr>
-              <w:t>ALKA trunk_zs</w:t>
+              <w:t>전체 70프로젝트 번들</w:t>
             </w:r>
           </w:p>
         </w:tc>
@@ -3155,7 +3299,7 @@
                 <w:rFonts w:ascii="맑은 고딕" w:hAnsi="맑은 고딕" w:eastAsia="맑은 고딕"/>
                 <w:sz w:val="18"/>
               </w:rPr>
-              <w:t>없음</w:t>
+              <w:t>353</w:t>
             </w:r>
           </w:p>
         </w:tc>
@@ -3171,7 +3315,29 @@
                 <w:b/>
                 <w:sz w:val="18"/>
               </w:rPr>
-              <w:t>[14700, 14900, 21700]</w:t>
+              <w:t>1,215</w:t>
+            </w:r>
+            <w:r>
+              <w:rPr>
+                <w:rFonts w:ascii="맑은 고딕" w:hAnsi="맑은 고딕" w:eastAsia="맑은 고딕"/>
+                <w:sz w:val="18"/>
+              </w:rPr>
+              <w:t xml:space="preserve"> (수평 x 312 · y 262 · </w:t>
+            </w:r>
+            <w:r>
+              <w:rPr>
+                <w:rFonts w:ascii="맑은 고딕" w:hAnsi="맑은 고딕" w:eastAsia="맑은 고딕"/>
+                <w:b/>
+                <w:sz w:val="18"/>
+              </w:rPr>
+              <w:t>수직 z 641</w:t>
+            </w:r>
+            <w:r>
+              <w:rPr>
+                <w:rFonts w:ascii="맑은 고딕" w:hAnsi="맑은 고딕" w:eastAsia="맑은 고딕"/>
+                <w:sz w:val="18"/>
+              </w:rPr>
+              <w:t>)</w:t>
             </w:r>
           </w:p>
         </w:tc>
@@ -3188,7 +3354,7 @@
                 <w:rFonts w:ascii="맑은 고딕" w:hAnsi="맑은 고딕" w:eastAsia="맑은 고딕"/>
                 <w:sz w:val="18"/>
               </w:rPr>
-              <w:t>멤버 커버리지</w:t>
+              <w:t>수직 다발 보유 키</w:t>
             </w:r>
           </w:p>
         </w:tc>
@@ -3203,7 +3369,7 @@
                 <w:rFonts w:ascii="맑은 고딕" w:hAnsi="맑은 고딕" w:eastAsia="맑은 고딕"/>
                 <w:sz w:val="18"/>
               </w:rPr>
-              <w:t>극소</w:t>
+              <w:t>0</w:t>
             </w:r>
           </w:p>
         </w:tc>
@@ -3216,9 +3382,10 @@
             <w:r>
               <w:rPr>
                 <w:rFonts w:ascii="맑은 고딕" w:hAnsi="맑은 고딕" w:eastAsia="맑은 고딕"/>
+                <w:b/>
                 <w:sz w:val="18"/>
               </w:rPr>
-              <w:t>~89%(908/1016)</w:t>
+              <w:t>301</w:t>
             </w:r>
           </w:p>
         </w:tc>
@@ -3250,7 +3417,7 @@
                 <w:rFonts w:ascii="맑은 고딕" w:hAnsi="맑은 고딕" w:eastAsia="맑은 고딕"/>
                 <w:sz w:val="18"/>
               </w:rPr>
-              <w:t>—</w:t>
+              <w:t>15/15</w:t>
             </w:r>
           </w:p>
         </w:tc>
@@ -3263,9 +3430,17 @@
             <w:r>
               <w:rPr>
                 <w:rFonts w:ascii="맑은 고딕" w:hAnsi="맑은 고딕" w:eastAsia="맑은 고딕"/>
+                <w:b/>
                 <w:sz w:val="18"/>
               </w:rPr>
-              <w:t>15/15 (+ 옛 테스트 1개 새 동작에 맞게 갱신)</w:t>
+              <w:t>17/17</w:t>
+            </w:r>
+            <w:r>
+              <w:rPr>
+                <w:rFonts w:ascii="맑은 고딕" w:hAnsi="맑은 고딕" w:eastAsia="맑은 고딕"/>
+                <w:sz w:val="18"/>
+              </w:rPr>
+              <w:t xml:space="preserve"> (수직·레인유지·동시진행 테스트 추가)</w:t>
             </w:r>
           </w:p>
         </w:tc>
@@ -3277,27 +3452,36 @@
       </w:pPr>
     </w:p>
     <w:p>
+      <w:pPr>
+        <w:ind w:left="240"/>
+      </w:pPr>
       <w:r>
         <w:rPr>
           <w:rFonts w:ascii="맑은 고딕" w:hAnsi="맑은 고딕" w:eastAsia="맑은 고딕"/>
-          <w:sz w:val="21"/>
+          <w:i/>
+          <w:color w:val="555555"/>
+          <w:sz w:val="20"/>
         </w:rPr>
-        <w:t xml:space="preserve">전체 70개 프로젝트 재생성: </w:t>
+        <w:t xml:space="preserve">전체 DB 에서 </w:t>
       </w:r>
       <w:r>
         <w:rPr>
           <w:rFonts w:ascii="맑은 고딕" w:hAnsi="맑은 고딕" w:eastAsia="맑은 고딕"/>
           <w:b/>
-          <w:sz w:val="21"/>
+          <w:i/>
+          <w:color w:val="555555"/>
+          <w:sz w:val="20"/>
         </w:rPr>
-        <w:t>총 1,805개 번들 그룹</w:t>
+        <w:t>수직 다발이 641개로 최다</w:t>
       </w:r>
       <w:r>
         <w:rPr>
           <w:rFonts w:ascii="맑은 고딕" w:hAnsi="맑은 고딕" w:eastAsia="맑은 고딕"/>
-          <w:sz w:val="21"/>
+          <w:i/>
+          <w:color w:val="555555"/>
+          <w:sz w:val="20"/>
         </w:rPr>
-        <w:t>(69/70 검출).</w:t>
+        <w:t xml:space="preserve"> — 이전 버전이 수직을 통째로 놓치고 있었음을 정량 확인.</w:t>
       </w:r>
     </w:p>
     <w:p>
@@ -3377,7 +3561,7 @@
           <w:rFonts w:ascii="맑은 고딕" w:hAnsi="맑은 고딕" w:eastAsia="맑은 고딕"/>
           <w:sz w:val="21"/>
         </w:rPr>
-        <w:t xml:space="preserve"> = 그 키의 모든 번들 trunk_z 합집합(반올림·중복 제거) = </w:t>
+        <w:t xml:space="preserve"> = 그 키의 </w:t>
       </w:r>
       <w:r>
         <w:rPr>
@@ -3385,7 +3569,38 @@
           <w:b/>
           <w:sz w:val="21"/>
         </w:rPr>
-        <w:t>공용 랙 후보 고도들</w:t>
+        <w:t>수평 트렁크(trunk_axis&lt;2)</w:t>
+      </w:r>
+      <w:r>
+        <w:rPr>
+          <w:rFonts w:ascii="맑은 고딕" w:hAnsi="맑은 고딕" w:eastAsia="맑은 고딕"/>
+          <w:sz w:val="21"/>
+        </w:rPr>
+        <w:t xml:space="preserve"> 번들 trunk_z 합집합 = 공용 랙 후보 고도들.</w:t>
+      </w:r>
+    </w:p>
+    <w:p>
+      <w:r>
+        <w:rPr>
+          <w:rFonts w:ascii="맑은 고딕" w:hAnsi="맑은 고딕" w:eastAsia="맑은 고딕"/>
+          <w:sz w:val="21"/>
+        </w:rPr>
+        <w:t xml:space="preserve">  수직(axis=2) 번들의 trunk_z(중앙값)는 랙 고도가 아니므로 </w:t>
+      </w:r>
+      <w:r>
+        <w:rPr>
+          <w:rFonts w:ascii="맑은 고딕" w:hAnsi="맑은 고딕" w:eastAsia="맑은 고딕"/>
+          <w:b/>
+          <w:sz w:val="21"/>
+        </w:rPr>
+        <w:t>제외</w:t>
+      </w:r>
+      <w:r>
+        <w:rPr>
+          <w:rFonts w:ascii="맑은 고딕" w:hAnsi="맑은 고딕" w:eastAsia="맑은 고딕"/>
+          <w:sz w:val="21"/>
+        </w:rPr>
+        <w:t>(rack_levels 오염 방지).</w:t>
       </w:r>
     </w:p>
     <w:p>
@@ -3450,71 +3665,22 @@
           <w:rFonts w:ascii="맑은 고딕" w:hAnsi="맑은 고딕" w:eastAsia="맑은 고딕"/>
           <w:sz w:val="21"/>
         </w:rPr>
-        <w:t xml:space="preserve"> = 합</w:t>
-      </w:r>
-    </w:p>
-    <w:p>
-      <w:pPr>
-        <w:ind w:left="240"/>
-      </w:pPr>
-      <w:r>
-        <w:rPr>
-          <w:rFonts w:ascii="맑은 고딕" w:hAnsi="맑은 고딕" w:eastAsia="맑은 고딕"/>
-          <w:i/>
-          <w:color w:val="555555"/>
-          <w:sz w:val="20"/>
-        </w:rPr>
-        <w:t xml:space="preserve">한 유틸이 여러 랙 높이를 가지면 </w:t>
+        <w:t xml:space="preserve"> = 합, </w:t>
       </w:r>
       <w:r>
         <w:rPr>
           <w:rFonts w:ascii="Consolas" w:hAnsi="Consolas" w:eastAsia="맑은 고딕"/>
-          <w:i/>
-          <w:color w:val="555555"/>
-          <w:sz w:val="19"/>
+          <w:color w:val="B03060"/>
+          <w:sz w:val="20"/>
         </w:rPr>
-        <w:t>trunk_zs</w:t>
+        <w:t>n_vert</w:t>
       </w:r>
       <w:r>
         <w:rPr>
           <w:rFonts w:ascii="맑은 고딕" w:hAnsi="맑은 고딕" w:eastAsia="맑은 고딕"/>
-          <w:i/>
-          <w:color w:val="555555"/>
-          <w:sz w:val="20"/>
+          <w:sz w:val="21"/>
         </w:rPr>
-        <w:t xml:space="preserve"> 에 모두 모인다(예 ALKA [14700,14900,21700]).</w:t>
-      </w:r>
-    </w:p>
-    <w:p>
-      <w:pPr>
-        <w:ind w:left="240"/>
-      </w:pPr>
-      <w:r>
-        <w:rPr>
-          <w:rFonts w:ascii="맑은 고딕" w:hAnsi="맑은 고딕" w:eastAsia="맑은 고딕"/>
-          <w:i/>
-          <w:color w:val="555555"/>
-          <w:sz w:val="20"/>
-        </w:rPr>
-        <w:t xml:space="preserve">번들이 다소 잘게 나뉘어도 템플릿 </w:t>
-      </w:r>
-      <w:r>
-        <w:rPr>
-          <w:rFonts w:ascii="Consolas" w:hAnsi="Consolas" w:eastAsia="맑은 고딕"/>
-          <w:i/>
-          <w:color w:val="555555"/>
-          <w:sz w:val="19"/>
-        </w:rPr>
-        <w:t>trunk_zs</w:t>
-      </w:r>
-      <w:r>
-        <w:rPr>
-          <w:rFonts w:ascii="맑은 고딕" w:hAnsi="맑은 고딕" w:eastAsia="맑은 고딕"/>
-          <w:i/>
-          <w:color w:val="555555"/>
-          <w:sz w:val="20"/>
-        </w:rPr>
-        <w:t xml:space="preserve"> 는 안정적(집계가 흡수).</w:t>
+        <w:t xml:space="preserve"> = 수직 다발 수.</w:t>
       </w:r>
     </w:p>
     <w:p>
@@ -3566,7 +3732,22 @@
           <w:rFonts w:ascii="맑은 고딕" w:hAnsi="맑은 고딕" w:eastAsia="맑은 고딕"/>
           <w:sz w:val="21"/>
         </w:rPr>
-        <w:t xml:space="preserve"> 시 자동 적용).</w:t>
+        <w:t xml:space="preserve"> 시 자동 적용 + 기존 설치 </w:t>
+      </w:r>
+      <w:r>
+        <w:rPr>
+          <w:rFonts w:ascii="Consolas" w:hAnsi="Consolas" w:eastAsia="맑은 고딕"/>
+          <w:color w:val="B03060"/>
+          <w:sz w:val="20"/>
+        </w:rPr>
+        <w:t>ALTER TABLE … trunk_axis</w:t>
+      </w:r>
+      <w:r>
+        <w:rPr>
+          <w:rFonts w:ascii="맑은 고딕" w:hAnsi="맑은 고딕" w:eastAsia="맑은 고딕"/>
+          <w:sz w:val="21"/>
+        </w:rPr>
+        <w:t xml:space="preserve"> 마이그레이션).</w:t>
       </w:r>
     </w:p>
     <w:tbl>
@@ -3656,7 +3837,22 @@
                 <w:rFonts w:ascii="맑은 고딕" w:hAnsi="맑은 고딕" w:eastAsia="맑은 고딕"/>
                 <w:sz w:val="18"/>
               </w:rPr>
-              <w:t>group_id, source_file, owner_name, utility, member_guids[], n_members, trunk_z, pitch_mm, trunk_xy_spread, n_ortho_bends, arrow_code</w:t>
+              <w:t xml:space="preserve">group_id, source_file, owner_name, utility, member_guids[], n_members, </w:t>
+            </w:r>
+            <w:r>
+              <w:rPr>
+                <w:rFonts w:ascii="맑은 고딕" w:hAnsi="맑은 고딕" w:eastAsia="맑은 고딕"/>
+                <w:b/>
+                <w:sz w:val="18"/>
+              </w:rPr>
+              <w:t>trunk_axis</w:t>
+            </w:r>
+            <w:r>
+              <w:rPr>
+                <w:rFonts w:ascii="맑은 고딕" w:hAnsi="맑은 고딕" w:eastAsia="맑은 고딕"/>
+                <w:sz w:val="18"/>
+              </w:rPr>
+              <w:t>, trunk_z, pitch_mm, trunk_xy_spread, n_ortho_bends, arrow_code</w:t>
             </w:r>
           </w:p>
         </w:tc>
@@ -3696,7 +3892,30 @@
                 <w:rFonts w:ascii="맑은 고딕" w:hAnsi="맑은 고딕" w:eastAsia="맑은 고딕"/>
                 <w:sz w:val="18"/>
               </w:rPr>
-              <w:t>owner_name, utility, trunk_zs[], pitch_mm, trunk_xy_spread, n_members, n_groups</w:t>
+              <w:t>owner_name, utility, trunk_zs[]</w:t>
+            </w:r>
+            <w:r>
+              <w:rPr>
+                <w:rFonts w:ascii="Consolas" w:hAnsi="Consolas" w:eastAsia="맑은 고딕"/>
+                <w:color w:val="B03060"/>
+                <w:sz w:val="17"/>
+              </w:rPr>
+              <w:t>(수평만)</w:t>
+            </w:r>
+            <w:r>
+              <w:rPr>
+                <w:rFonts w:ascii="맑은 고딕" w:hAnsi="맑은 고딕" w:eastAsia="맑은 고딕"/>
+                <w:sz w:val="18"/>
+              </w:rPr>
+              <w:t xml:space="preserve">, pitch_mm, trunk_xy_spread, n_members, n_groups, </w:t>
+            </w:r>
+            <w:r>
+              <w:rPr>
+                <w:rFonts w:ascii="맑은 고딕" w:hAnsi="맑은 고딕" w:eastAsia="맑은 고딕"/>
+                <w:b/>
+                <w:sz w:val="18"/>
+              </w:rPr>
+              <w:t>n_vert</w:t>
             </w:r>
           </w:p>
         </w:tc>
@@ -3756,7 +3975,15 @@
           <w:rFonts w:ascii="맑은 고딕" w:hAnsi="맑은 고딕" w:eastAsia="맑은 고딕"/>
           <w:sz w:val="21"/>
         </w:rPr>
-        <w:t xml:space="preserve"> 를 source_file 로 읽어 (owner,util) 키별 템플릿을</w:t>
+        <w:t xml:space="preserve"> 를 읽어 (owner,util) 키별 템플릿을, </w:t>
+      </w:r>
+      <w:r>
+        <w:rPr>
+          <w:rFonts w:ascii="Consolas" w:hAnsi="Consolas" w:eastAsia="맑은 고딕"/>
+          <w:color w:val="B03060"/>
+          <w:sz w:val="20"/>
+        </w:rPr>
+        <w:t>route_bundle_group</w:t>
       </w:r>
     </w:p>
     <w:p>
@@ -3765,7 +3992,7 @@
           <w:rFonts w:ascii="맑은 고딕" w:hAnsi="맑은 고딕" w:eastAsia="맑은 고딕"/>
           <w:sz w:val="21"/>
         </w:rPr>
-        <w:t xml:space="preserve">메모리에 올린다. </w:t>
+        <w:t xml:space="preserve">에서 멤버 GUID→group_id 를 메모리에 올린다. </w:t>
       </w:r>
       <w:r>
         <w:rPr>
@@ -3780,7 +4007,22 @@
           <w:rFonts w:ascii="맑은 고딕" w:hAnsi="맑은 고딕" w:eastAsia="맑은 고딕"/>
           <w:sz w:val="21"/>
         </w:rPr>
-        <w:t xml:space="preserve"> 이 라우팅·표시에 활용한다.</w:t>
+        <w:t>·</w:t>
+      </w:r>
+      <w:r>
+        <w:rPr>
+          <w:rFonts w:ascii="Consolas" w:hAnsi="Consolas" w:eastAsia="맑은 고딕"/>
+          <w:color w:val="B03060"/>
+          <w:sz w:val="20"/>
+        </w:rPr>
+        <w:t>Diagnostics/DbRouteDiag</w:t>
+      </w:r>
+      <w:r>
+        <w:rPr>
+          <w:rFonts w:ascii="맑은 고딕" w:hAnsi="맑은 고딕" w:eastAsia="맑은 고딕"/>
+          <w:sz w:val="21"/>
+        </w:rPr>
+        <w:t xml:space="preserve"> 가 활용한다.</w:t>
       </w:r>
     </w:p>
     <w:tbl>
@@ -3878,7 +4120,7 @@
                 <w:rFonts w:ascii="맑은 고딕" w:hAnsi="맑은 고딕" w:eastAsia="맑은 고딕"/>
                 <w:sz w:val="18"/>
               </w:rPr>
-              <w:t xml:space="preserve"> → 엔진 </w:t>
+              <w:t xml:space="preserve">(수평) → 엔진 </w:t>
             </w:r>
             <w:r>
               <w:rPr>
@@ -3893,7 +4135,7 @@
                 <w:rFonts w:ascii="맑은 고딕" w:hAnsi="맑은 고딕" w:eastAsia="맑은 고딕"/>
                 <w:sz w:val="18"/>
               </w:rPr>
-              <w:t>(회랑 페널티 면제 z-셀) → 같은 유틸 새 배관이 공용 랙 높이에 모임</w:t>
+              <w:t>(회랑 페널티 면제 z-셀) → 새 배관이 공용 랙 높이에 모임</w:t>
             </w:r>
           </w:p>
         </w:tc>
@@ -3911,7 +4153,7 @@
                 <w:b/>
                 <w:sz w:val="18"/>
               </w:rPr>
-              <w:t>레인 회랑(xy)</w:t>
+              <w:t>수평 레인 회랑</w:t>
             </w:r>
           </w:p>
         </w:tc>
@@ -3944,6 +4186,62 @@
                 <w:b/>
                 <w:sz w:val="18"/>
               </w:rPr>
+              <w:t>수직 레인 회랑(v3)</w:t>
+            </w:r>
+          </w:p>
+        </w:tc>
+        <w:tc>
+          <w:tcPr>
+            <w:tcW w:type="dxa" w:w="4320"/>
+          </w:tcPr>
+          <w:p>
+            <w:r/>
+            <w:r>
+              <w:rPr>
+                <w:rFonts w:ascii="맑은 고딕" w:hAnsi="맑은 고딕" w:eastAsia="맑은 고딕"/>
+                <w:b/>
+                <w:sz w:val="18"/>
+              </w:rPr>
+              <w:t>번들 멤버(`GroupIdOf≥0`)의 수직 입상</w:t>
+            </w:r>
+            <w:r>
+              <w:rPr>
+                <w:rFonts w:ascii="맑은 고딕" w:hAnsi="맑은 고딕" w:eastAsia="맑은 고딕"/>
+                <w:sz w:val="18"/>
+              </w:rPr>
+              <w:t>을 회랑 셀로 주입(</w:t>
+            </w:r>
+            <w:r>
+              <w:rPr>
+                <w:rFonts w:ascii="Consolas" w:hAnsi="Consolas" w:eastAsia="맑은 고딕"/>
+                <w:color w:val="B03060"/>
+                <w:sz w:val="17"/>
+              </w:rPr>
+              <w:t>BuildBundleCorridorCells(includeVertical:true)</w:t>
+            </w:r>
+            <w:r>
+              <w:rPr>
+                <w:rFonts w:ascii="맑은 고딕" w:hAnsi="맑은 고딕" w:eastAsia="맑은 고딕"/>
+                <w:sz w:val="18"/>
+              </w:rPr>
+              <w:t>) → 수직 입상 다발도 라우팅이 따라감</w:t>
+            </w:r>
+          </w:p>
+        </w:tc>
+      </w:tr>
+      <w:tr>
+        <w:tc>
+          <w:tcPr>
+            <w:tcW w:type="dxa" w:w="4320"/>
+          </w:tcPr>
+          <w:p>
+            <w:r/>
+            <w:r>
+              <w:rPr>
+                <w:rFonts w:ascii="맑은 고딕" w:hAnsi="맑은 고딕" w:eastAsia="맑은 고딕"/>
+                <w:b/>
+                <w:sz w:val="18"/>
+              </w:rPr>
               <w:t>패턴 표시</w:t>
             </w:r>
           </w:p>
@@ -3959,7 +4257,7 @@
                 <w:rFonts w:ascii="맑은 고딕" w:hAnsi="맑은 고딕" w:eastAsia="맑은 고딕"/>
                 <w:sz w:val="18"/>
               </w:rPr>
-              <w:t>학습 트렁크 레인 + 입상(트렁크 밴드 통과 리저)을 보라 반투명 큐브로(메인/미니 3D)</w:t>
+              <w:t>학습 트렁크 레인 + 입상을 보라 반투명 큐브로(메인/미니 3D)</w:t>
             </w:r>
           </w:p>
         </w:tc>
@@ -3977,6 +4275,47 @@
           <w:sz w:val="21"/>
         </w:rPr>
         <w:t>미적재/키 미스 시 기하 규칙으로 자동 폴백(무해).</w:t>
+      </w:r>
+    </w:p>
+    <w:p>
+      <w:r>
+        <w:rPr>
+          <w:rFonts w:ascii="맑은 고딕" w:hAnsi="맑은 고딕" w:eastAsia="맑은 고딕"/>
+          <w:b/>
+          <w:sz w:val="21"/>
+        </w:rPr>
+        <w:t>실측(project6 ALL c100, 스텁 ON)</w:t>
+      </w:r>
+      <w:r>
+        <w:rPr>
+          <w:rFonts w:ascii="맑은 고딕" w:hAnsi="맑은 고딕" w:eastAsia="맑은 고딕"/>
+          <w:sz w:val="21"/>
+        </w:rPr>
+        <w:t>: 번들 OFF 208/208·rackZ 35.5% → 번들 ON(수직 레인) 207/208·</w:t>
+      </w:r>
+    </w:p>
+    <w:p>
+      <w:r>
+        <w:rPr>
+          <w:rFonts w:ascii="맑은 고딕" w:hAnsi="맑은 고딕" w:eastAsia="맑은 고딕"/>
+          <w:sz w:val="21"/>
+        </w:rPr>
+        <w:t>totalLen↓·</w:t>
+      </w:r>
+      <w:r>
+        <w:rPr>
+          <w:rFonts w:ascii="맑은 고딕" w:hAnsi="맑은 고딕" w:eastAsia="맑은 고딕"/>
+          <w:b/>
+          <w:sz w:val="21"/>
+        </w:rPr>
+        <w:t>rackZ 38.5%</w:t>
+      </w:r>
+      <w:r>
+        <w:rPr>
+          <w:rFonts w:ascii="맑은 고딕" w:hAnsi="맑은 고딕" w:eastAsia="맑은 고딕"/>
+          <w:sz w:val="21"/>
+        </w:rPr>
+        <w:t>·corridor 46,483셀. 수직 레인이 설계추종(짧은 경로·높은 랙집중)을 강화한다.</w:t>
       </w:r>
     </w:p>
     <w:p>
@@ -4098,7 +4437,63 @@
                 <w:color w:val="B03060"/>
                 <w:sz w:val="17"/>
               </w:rPr>
-              <w:t>MIN_BENDS</w:t>
+              <w:t>LANE_TOL_MM</w:t>
+            </w:r>
+          </w:p>
+        </w:tc>
+        <w:tc>
+          <w:tcPr>
+            <w:tcW w:type="dxa" w:w="2880"/>
+          </w:tcPr>
+          <w:p>
+            <w:r/>
+            <w:r>
+              <w:rPr>
+                <w:rFonts w:ascii="맑은 고딕" w:hAnsi="맑은 고딕" w:eastAsia="맑은 고딕"/>
+                <w:sz w:val="18"/>
+              </w:rPr>
+              <w:t>10</w:t>
+            </w:r>
+          </w:p>
+        </w:tc>
+        <w:tc>
+          <w:tcPr>
+            <w:tcW w:type="dxa" w:w="2880"/>
+          </w:tcPr>
+          <w:p>
+            <w:r/>
+            <w:r>
+              <w:rPr>
+                <w:rFonts w:ascii="맑은 고딕" w:hAnsi="맑은 고딕" w:eastAsia="맑은 고딕"/>
+                <w:b/>
+                <w:sz w:val="18"/>
+              </w:rPr>
+              <w:t>레인 유지</w:t>
+            </w:r>
+            <w:r>
+              <w:rPr>
+                <w:rFonts w:ascii="맑은 고딕" w:hAnsi="맑은 고딕" w:eastAsia="맑은 고딕"/>
+                <w:sz w:val="18"/>
+              </w:rPr>
+              <w:t xml:space="preserve"> — 진행 중 직교좌표 변동 허용(±). 핵심값</w:t>
+            </w:r>
+          </w:p>
+        </w:tc>
+      </w:tr>
+      <w:tr>
+        <w:tc>
+          <w:tcPr>
+            <w:tcW w:type="dxa" w:w="2880"/>
+          </w:tcPr>
+          <w:p>
+            <w:r/>
+            <w:r>
+              <w:rPr>
+                <w:rFonts w:ascii="Consolas" w:hAnsi="Consolas" w:eastAsia="맑은 고딕"/>
+                <w:color w:val="B03060"/>
+                <w:sz w:val="17"/>
+              </w:rPr>
+              <w:t>BEND_ANGLE_TOL_DEG</w:t>
             </w:r>
           </w:p>
         </w:tc>
@@ -4128,7 +4523,247 @@
                 <w:rFonts w:ascii="맑은 고딕" w:hAnsi="맑은 고딕" w:eastAsia="맑은 고딕"/>
                 <w:sz w:val="18"/>
               </w:rPr>
-              <w:t>번들 최소 90° 꺾임</w:t>
+              <w:t>밴딩 각도 동일 허용(±) — 직교 분류로 흡수</w:t>
+            </w:r>
+          </w:p>
+        </w:tc>
+      </w:tr>
+      <w:tr>
+        <w:tc>
+          <w:tcPr>
+            <w:tcW w:type="dxa" w:w="2880"/>
+          </w:tcPr>
+          <w:p>
+            <w:r/>
+            <w:r>
+              <w:rPr>
+                <w:rFonts w:ascii="Consolas" w:hAnsi="Consolas" w:eastAsia="맑은 고딕"/>
+                <w:color w:val="B03060"/>
+                <w:sz w:val="17"/>
+              </w:rPr>
+              <w:t>MIN_RUN_MM</w:t>
+            </w:r>
+          </w:p>
+        </w:tc>
+        <w:tc>
+          <w:tcPr>
+            <w:tcW w:type="dxa" w:w="2880"/>
+          </w:tcPr>
+          <w:p>
+            <w:r/>
+            <w:r>
+              <w:rPr>
+                <w:rFonts w:ascii="맑은 고딕" w:hAnsi="맑은 고딕" w:eastAsia="맑은 고딕"/>
+                <w:sz w:val="18"/>
+              </w:rPr>
+              <w:t>800</w:t>
+            </w:r>
+          </w:p>
+        </w:tc>
+        <w:tc>
+          <w:tcPr>
+            <w:tcW w:type="dxa" w:w="2880"/>
+          </w:tcPr>
+          <w:p>
+            <w:r/>
+            <w:r>
+              <w:rPr>
+                <w:rFonts w:ascii="맑은 고딕" w:hAnsi="맑은 고딕" w:eastAsia="맑은 고딕"/>
+                <w:sz w:val="18"/>
+              </w:rPr>
+              <w:t>동시진행 런 최소 진행길이</w:t>
+            </w:r>
+          </w:p>
+        </w:tc>
+      </w:tr>
+      <w:tr>
+        <w:tc>
+          <w:tcPr>
+            <w:tcW w:type="dxa" w:w="2880"/>
+          </w:tcPr>
+          <w:p>
+            <w:r/>
+            <w:r>
+              <w:rPr>
+                <w:rFonts w:ascii="Consolas" w:hAnsi="Consolas" w:eastAsia="맑은 고딕"/>
+                <w:color w:val="B03060"/>
+                <w:sz w:val="17"/>
+              </w:rPr>
+              <w:t>MIN_OVERLAP_MM</w:t>
+            </w:r>
+          </w:p>
+        </w:tc>
+        <w:tc>
+          <w:tcPr>
+            <w:tcW w:type="dxa" w:w="2880"/>
+          </w:tcPr>
+          <w:p>
+            <w:r/>
+            <w:r>
+              <w:rPr>
+                <w:rFonts w:ascii="맑은 고딕" w:hAnsi="맑은 고딕" w:eastAsia="맑은 고딕"/>
+                <w:sz w:val="18"/>
+              </w:rPr>
+              <w:t>300</w:t>
+            </w:r>
+          </w:p>
+        </w:tc>
+        <w:tc>
+          <w:tcPr>
+            <w:tcW w:type="dxa" w:w="2880"/>
+          </w:tcPr>
+          <w:p>
+            <w:r/>
+            <w:r>
+              <w:rPr>
+                <w:rFonts w:ascii="맑은 고딕" w:hAnsi="맑은 고딕" w:eastAsia="맑은 고딕"/>
+                <w:sz w:val="18"/>
+              </w:rPr>
+              <w:t>함께 진행으로 볼 최소 진행 겹침</w:t>
+            </w:r>
+          </w:p>
+        </w:tc>
+      </w:tr>
+      <w:tr>
+        <w:tc>
+          <w:tcPr>
+            <w:tcW w:type="dxa" w:w="2880"/>
+          </w:tcPr>
+          <w:p>
+            <w:r/>
+            <w:r>
+              <w:rPr>
+                <w:rFonts w:ascii="Consolas" w:hAnsi="Consolas" w:eastAsia="맑은 고딕"/>
+                <w:color w:val="B03060"/>
+                <w:sz w:val="17"/>
+              </w:rPr>
+              <w:t>PITCH_GAP_FACTOR</w:t>
+            </w:r>
+          </w:p>
+        </w:tc>
+        <w:tc>
+          <w:tcPr>
+            <w:tcW w:type="dxa" w:w="2880"/>
+          </w:tcPr>
+          <w:p>
+            <w:r/>
+            <w:r>
+              <w:rPr>
+                <w:rFonts w:ascii="맑은 고딕" w:hAnsi="맑은 고딕" w:eastAsia="맑은 고딕"/>
+                <w:sz w:val="18"/>
+              </w:rPr>
+              <w:t>2.5</w:t>
+            </w:r>
+          </w:p>
+        </w:tc>
+        <w:tc>
+          <w:tcPr>
+            <w:tcW w:type="dxa" w:w="2880"/>
+          </w:tcPr>
+          <w:p>
+            <w:r/>
+            <w:r>
+              <w:rPr>
+                <w:rFonts w:ascii="맑은 고딕" w:hAnsi="맑은 고딕" w:eastAsia="맑은 고딕"/>
+                <w:sz w:val="18"/>
+              </w:rPr>
+              <w:t>등간격 분할 갭 배수</w:t>
+            </w:r>
+          </w:p>
+        </w:tc>
+      </w:tr>
+      <w:tr>
+        <w:tc>
+          <w:tcPr>
+            <w:tcW w:type="dxa" w:w="2880"/>
+          </w:tcPr>
+          <w:p>
+            <w:r/>
+            <w:r>
+              <w:rPr>
+                <w:rFonts w:ascii="Consolas" w:hAnsi="Consolas" w:eastAsia="맑은 고딕"/>
+                <w:color w:val="B03060"/>
+                <w:sz w:val="17"/>
+              </w:rPr>
+              <w:t>MIN_RACK_MEMBERS</w:t>
+            </w:r>
+          </w:p>
+        </w:tc>
+        <w:tc>
+          <w:tcPr>
+            <w:tcW w:type="dxa" w:w="2880"/>
+          </w:tcPr>
+          <w:p>
+            <w:r/>
+            <w:r>
+              <w:rPr>
+                <w:rFonts w:ascii="맑은 고딕" w:hAnsi="맑은 고딕" w:eastAsia="맑은 고딕"/>
+                <w:sz w:val="18"/>
+              </w:rPr>
+              <w:t>2</w:t>
+            </w:r>
+          </w:p>
+        </w:tc>
+        <w:tc>
+          <w:tcPr>
+            <w:tcW w:type="dxa" w:w="2880"/>
+          </w:tcPr>
+          <w:p>
+            <w:r/>
+            <w:r>
+              <w:rPr>
+                <w:rFonts w:ascii="맑은 고딕" w:hAnsi="맑은 고딕" w:eastAsia="맑은 고딕"/>
+                <w:sz w:val="18"/>
+              </w:rPr>
+              <w:t>다발 최소 멤버</w:t>
+            </w:r>
+          </w:p>
+        </w:tc>
+      </w:tr>
+      <w:tr>
+        <w:tc>
+          <w:tcPr>
+            <w:tcW w:type="dxa" w:w="2880"/>
+          </w:tcPr>
+          <w:p>
+            <w:r/>
+            <w:r>
+              <w:rPr>
+                <w:rFonts w:ascii="Consolas" w:hAnsi="Consolas" w:eastAsia="맑은 고딕"/>
+                <w:color w:val="B03060"/>
+                <w:sz w:val="17"/>
+              </w:rPr>
+              <w:t>MIN_BENDS</w:t>
+            </w:r>
+          </w:p>
+        </w:tc>
+        <w:tc>
+          <w:tcPr>
+            <w:tcW w:type="dxa" w:w="2880"/>
+          </w:tcPr>
+          <w:p>
+            <w:r/>
+            <w:r>
+              <w:rPr>
+                <w:rFonts w:ascii="맑은 고딕" w:hAnsi="맑은 고딕" w:eastAsia="맑은 고딕"/>
+                <w:sz w:val="18"/>
+              </w:rPr>
+              <w:t>0</w:t>
+            </w:r>
+          </w:p>
+        </w:tc>
+        <w:tc>
+          <w:tcPr>
+            <w:tcW w:type="dxa" w:w="2880"/>
+          </w:tcPr>
+          <w:p>
+            <w:r/>
+            <w:r>
+              <w:rPr>
+                <w:rFonts w:ascii="맑은 고딕" w:hAnsi="맑은 고딕" w:eastAsia="맑은 고딕"/>
+                <w:sz w:val="18"/>
+              </w:rPr>
+              <w:t>선택적 꺾임 게이트(0=직선 평행도 번들)</w:t>
             </w:r>
           </w:p>
         </w:tc>
@@ -4194,54 +4829,6 @@
                 <w:color w:val="B03060"/>
                 <w:sz w:val="17"/>
               </w:rPr>
-              <w:t>RESAMPLE_N</w:t>
-            </w:r>
-          </w:p>
-        </w:tc>
-        <w:tc>
-          <w:tcPr>
-            <w:tcW w:type="dxa" w:w="2880"/>
-          </w:tcPr>
-          <w:p>
-            <w:r/>
-            <w:r>
-              <w:rPr>
-                <w:rFonts w:ascii="맑은 고딕" w:hAnsi="맑은 고딕" w:eastAsia="맑은 고딕"/>
-                <w:sz w:val="18"/>
-              </w:rPr>
-              <w:t>24</w:t>
-            </w:r>
-          </w:p>
-        </w:tc>
-        <w:tc>
-          <w:tcPr>
-            <w:tcW w:type="dxa" w:w="2880"/>
-          </w:tcPr>
-          <w:p>
-            <w:r/>
-            <w:r>
-              <w:rPr>
-                <w:rFonts w:ascii="맑은 고딕" w:hAnsi="맑은 고딕" w:eastAsia="맑은 고딕"/>
-                <w:sz w:val="18"/>
-              </w:rPr>
-              <w:t>방향 유사도 리샘플 점수</w:t>
-            </w:r>
-          </w:p>
-        </w:tc>
-      </w:tr>
-      <w:tr>
-        <w:tc>
-          <w:tcPr>
-            <w:tcW w:type="dxa" w:w="2880"/>
-          </w:tcPr>
-          <w:p>
-            <w:r/>
-            <w:r>
-              <w:rPr>
-                <w:rFonts w:ascii="Consolas" w:hAnsi="Consolas" w:eastAsia="맑은 고딕"/>
-                <w:color w:val="B03060"/>
-                <w:sz w:val="17"/>
-              </w:rPr>
               <w:t>Z_BIN_MM</w:t>
             </w:r>
           </w:p>
@@ -4273,198 +4860,6 @@
                 <w:sz w:val="18"/>
               </w:rPr>
               <w:t>trunk_z 최빈 버킷</w:t>
-            </w:r>
-          </w:p>
-        </w:tc>
-      </w:tr>
-      <w:tr>
-        <w:tc>
-          <w:tcPr>
-            <w:tcW w:type="dxa" w:w="2880"/>
-          </w:tcPr>
-          <w:p>
-            <w:r/>
-            <w:r>
-              <w:rPr>
-                <w:rFonts w:ascii="Consolas" w:hAnsi="Consolas" w:eastAsia="맑은 고딕"/>
-                <w:color w:val="B03060"/>
-                <w:sz w:val="17"/>
-              </w:rPr>
-              <w:t>Z_MERGE_MM</w:t>
-            </w:r>
-          </w:p>
-        </w:tc>
-        <w:tc>
-          <w:tcPr>
-            <w:tcW w:type="dxa" w:w="2880"/>
-          </w:tcPr>
-          <w:p>
-            <w:r/>
-            <w:r>
-              <w:rPr>
-                <w:rFonts w:ascii="맑은 고딕" w:hAnsi="맑은 고딕" w:eastAsia="맑은 고딕"/>
-                <w:sz w:val="18"/>
-              </w:rPr>
-              <w:t>400</w:t>
-            </w:r>
-          </w:p>
-        </w:tc>
-        <w:tc>
-          <w:tcPr>
-            <w:tcW w:type="dxa" w:w="2880"/>
-          </w:tcPr>
-          <w:p>
-            <w:r/>
-            <w:r>
-              <w:rPr>
-                <w:rFonts w:ascii="맑은 고딕" w:hAnsi="맑은 고딕" w:eastAsia="맑은 고딕"/>
-                <w:sz w:val="18"/>
-              </w:rPr>
-              <w:t>같은 랙으로 볼 z-근접 임계</w:t>
-            </w:r>
-          </w:p>
-        </w:tc>
-      </w:tr>
-      <w:tr>
-        <w:tc>
-          <w:tcPr>
-            <w:tcW w:type="dxa" w:w="2880"/>
-          </w:tcPr>
-          <w:p>
-            <w:r/>
-            <w:r>
-              <w:rPr>
-                <w:rFonts w:ascii="Consolas" w:hAnsi="Consolas" w:eastAsia="맑은 고딕"/>
-                <w:color w:val="B03060"/>
-                <w:sz w:val="17"/>
-              </w:rPr>
-              <w:t>PITCH_GAP_FACTOR</w:t>
-            </w:r>
-          </w:p>
-        </w:tc>
-        <w:tc>
-          <w:tcPr>
-            <w:tcW w:type="dxa" w:w="2880"/>
-          </w:tcPr>
-          <w:p>
-            <w:r/>
-            <w:r>
-              <w:rPr>
-                <w:rFonts w:ascii="맑은 고딕" w:hAnsi="맑은 고딕" w:eastAsia="맑은 고딕"/>
-                <w:sz w:val="18"/>
-              </w:rPr>
-              <w:t>2.5</w:t>
-            </w:r>
-          </w:p>
-        </w:tc>
-        <w:tc>
-          <w:tcPr>
-            <w:tcW w:type="dxa" w:w="2880"/>
-          </w:tcPr>
-          <w:p>
-            <w:r/>
-            <w:r>
-              <w:rPr>
-                <w:rFonts w:ascii="맑은 고딕" w:hAnsi="맑은 고딕" w:eastAsia="맑은 고딕"/>
-                <w:sz w:val="18"/>
-              </w:rPr>
-              <w:t>랙 경계 갭 분할 배수</w:t>
-            </w:r>
-          </w:p>
-        </w:tc>
-      </w:tr>
-      <w:tr>
-        <w:tc>
-          <w:tcPr>
-            <w:tcW w:type="dxa" w:w="2880"/>
-          </w:tcPr>
-          <w:p>
-            <w:r/>
-            <w:r>
-              <w:rPr>
-                <w:rFonts w:ascii="Consolas" w:hAnsi="Consolas" w:eastAsia="맑은 고딕"/>
-                <w:color w:val="B03060"/>
-                <w:sz w:val="17"/>
-              </w:rPr>
-              <w:t>MIN_RACK_MEMBERS</w:t>
-            </w:r>
-          </w:p>
-        </w:tc>
-        <w:tc>
-          <w:tcPr>
-            <w:tcW w:type="dxa" w:w="2880"/>
-          </w:tcPr>
-          <w:p>
-            <w:r/>
-            <w:r>
-              <w:rPr>
-                <w:rFonts w:ascii="맑은 고딕" w:hAnsi="맑은 고딕" w:eastAsia="맑은 고딕"/>
-                <w:sz w:val="18"/>
-              </w:rPr>
-              <w:t>2</w:t>
-            </w:r>
-          </w:p>
-        </w:tc>
-        <w:tc>
-          <w:tcPr>
-            <w:tcW w:type="dxa" w:w="2880"/>
-          </w:tcPr>
-          <w:p>
-            <w:r/>
-            <w:r>
-              <w:rPr>
-                <w:rFonts w:ascii="맑은 고딕" w:hAnsi="맑은 고딕" w:eastAsia="맑은 고딕"/>
-                <w:sz w:val="18"/>
-              </w:rPr>
-              <w:t>랙 최소 멤버</w:t>
-            </w:r>
-          </w:p>
-        </w:tc>
-      </w:tr>
-      <w:tr>
-        <w:tc>
-          <w:tcPr>
-            <w:tcW w:type="dxa" w:w="2880"/>
-          </w:tcPr>
-          <w:p>
-            <w:r/>
-            <w:r>
-              <w:rPr>
-                <w:rFonts w:ascii="Consolas" w:hAnsi="Consolas" w:eastAsia="맑은 고딕"/>
-                <w:color w:val="B03060"/>
-                <w:sz w:val="17"/>
-              </w:rPr>
-              <w:t>W_SHAPE/DIR/LEN/SCALE</w:t>
-            </w:r>
-          </w:p>
-        </w:tc>
-        <w:tc>
-          <w:tcPr>
-            <w:tcW w:type="dxa" w:w="2880"/>
-          </w:tcPr>
-          <w:p>
-            <w:r/>
-            <w:r>
-              <w:rPr>
-                <w:rFonts w:ascii="맑은 고딕" w:hAnsi="맑은 고딕" w:eastAsia="맑은 고딕"/>
-                <w:sz w:val="18"/>
-              </w:rPr>
-              <w:t>.3/.3/.2/.2</w:t>
-            </w:r>
-          </w:p>
-        </w:tc>
-        <w:tc>
-          <w:tcPr>
-            <w:tcW w:type="dxa" w:w="2880"/>
-          </w:tcPr>
-          <w:p>
-            <w:r/>
-            <w:r>
-              <w:rPr>
-                <w:rFonts w:ascii="맑은 고딕" w:hAnsi="맑은 고딕" w:eastAsia="맑은 고딕"/>
-                <w:sz w:val="18"/>
-              </w:rPr>
-              <w:t>복합 유사도 가중(참고 지표)</w:t>
             </w:r>
           </w:p>
         </w:tc>
@@ -4513,7 +4908,7 @@
           <w:color w:val="555555"/>
           <w:sz w:val="20"/>
         </w:rPr>
-        <w:t xml:space="preserve">(0.30) 는 v2 에서 </w:t>
+        <w:t xml:space="preserve">(0.30) 는 v3 에서 </w:t>
       </w:r>
       <w:r>
         <w:rPr>
@@ -4559,7 +4954,7 @@
           <w:rFonts w:ascii="Consolas" w:hAnsi="Consolas" w:eastAsia="맑은 고딕"/>
           <w:sz w:val="18"/>
         </w:rPr>
-        <w:t># 탐지 + 콘솔 리포트(DB 미적재)</w:t>
+        <w:t># 탐지 + 콘솔 리포트(DB 미적재) — 'ax' 열에 진행축(x/y/z), 헤더에 수직 다발 수</w:t>
       </w:r>
     </w:p>
     <w:p>
@@ -4573,7 +4968,7 @@
           <w:rFonts w:ascii="Consolas" w:hAnsi="Consolas" w:eastAsia="맑은 고딕"/>
           <w:sz w:val="18"/>
         </w:rPr>
-        <w:t>.\.venv\Scripts\python.exe -m routing3d_py.bundle_detect --project 1 --report</w:t>
+        <w:t>.\.venv\Scripts\python.exe -m routing3d_py.bundle_detect --project 6 --report</w:t>
       </w:r>
     </w:p>
     <w:p>
@@ -4615,7 +5010,7 @@
           <w:rFonts w:ascii="Consolas" w:hAnsi="Consolas" w:eastAsia="맑은 고딕"/>
           <w:sz w:val="18"/>
         </w:rPr>
-        <w:t>.\.venv\Scripts\python.exe -m routing3d_py.bundle_detect --project 1 --templates</w:t>
+        <w:t>.\.venv\Scripts\python.exe -m routing3d_py.bundle_detect --project 6 --templates</w:t>
       </w:r>
     </w:p>
     <w:p>
@@ -4643,7 +5038,7 @@
           <w:rFonts w:ascii="Consolas" w:hAnsi="Consolas" w:eastAsia="맑은 고딕"/>
           <w:sz w:val="18"/>
         </w:rPr>
-        <w:t># 결과 저장(route_bundle_group + 템플릿 뷰, 스키마 자동 적용)</w:t>
+        <w:t># 결과 저장(route_bundle_group + 템플릿 뷰, 스키마/마이그레이션 자동)</w:t>
       </w:r>
     </w:p>
     <w:p>
@@ -4657,7 +5052,7 @@
           <w:rFonts w:ascii="Consolas" w:hAnsi="Consolas" w:eastAsia="맑은 고딕"/>
           <w:sz w:val="18"/>
         </w:rPr>
-        <w:t>.\.venv\Scripts\python.exe -m routing3d_py.bundle_detect --project 1 --write-db</w:t>
+        <w:t>.\.venv\Scripts\python.exe -m routing3d_py.bundle_detect --project 6 --write-db</w:t>
       </w:r>
     </w:p>
     <w:p>
@@ -4736,14 +5131,14 @@
           <w:b/>
           <w:sz w:val="21"/>
         </w:rPr>
-        <w:t>기존 설계배관에서 공용 트렁크 랙(평행 다발)을 공간 기준으로 탐지</w:t>
+        <w:t>기존 설계배관에서 평행 다발(랙)을 공간 기준으로 탐지</w:t>
       </w:r>
       <w:r>
         <w:rPr>
           <w:rFonts w:ascii="맑은 고딕" w:hAnsi="맑은 고딕" w:eastAsia="맑은 고딕"/>
           <w:sz w:val="21"/>
         </w:rPr>
-        <w:t>해, 신규 자동</w:t>
+        <w:t>해, 신규 자동 라우팅이 사람</w:t>
       </w:r>
     </w:p>
     <w:p>
@@ -4752,16 +5147,39 @@
           <w:rFonts w:ascii="맑은 고딕" w:hAnsi="맑은 고딕" w:eastAsia="맑은 고딕"/>
           <w:sz w:val="21"/>
         </w:rPr>
-        <w:t>라우팅이 사람 설계처럼 다발로 모이도록 학습 데이터를 만든다. v2 재설계로 형태유사·균일피치라는</w:t>
+        <w:t xml:space="preserve">설계처럼 다발로 모이도록 학습 데이터를 만든다. v3 재설계로 </w:t>
+      </w:r>
+      <w:r>
+        <w:rPr>
+          <w:rFonts w:ascii="맑은 고딕" w:hAnsi="맑은 고딕" w:eastAsia="맑은 고딕"/>
+          <w:b/>
+          <w:sz w:val="21"/>
+        </w:rPr>
+        <w:t>수평·수직(입상)을 대등하게</w:t>
+      </w:r>
+      <w:r>
+        <w:rPr>
+          <w:rFonts w:ascii="맑은 고딕" w:hAnsi="맑은 고딕" w:eastAsia="맑은 고딕"/>
+          <w:sz w:val="21"/>
+        </w:rPr>
+        <w:t xml:space="preserve"> 다루고,</w:t>
       </w:r>
     </w:p>
     <w:p>
       <w:r>
         <w:rPr>
           <w:rFonts w:ascii="맑은 고딕" w:hAnsi="맑은 고딕" w:eastAsia="맑은 고딕"/>
+          <w:b/>
           <w:sz w:val="21"/>
         </w:rPr>
-        <w:t>비현실적 가정을 버리고, 실제 플랜트 랙(공통 트렁크 공유·불규칙 피치)을 충실히 잡는다.</w:t>
+        <w:t>레인 유지(±10mm)·동시진행·코너 추종(±2°)</w:t>
+      </w:r>
+      <w:r>
+        <w:rPr>
+          <w:rFonts w:ascii="맑은 고딕" w:hAnsi="맑은 고딕" w:eastAsia="맑은 고딕"/>
+          <w:sz w:val="21"/>
+        </w:rPr>
+        <w:t xml:space="preserve"> 으로 분기·길이 차이에 강건하게 진짜 다발을 잡는다.</w:t>
       </w:r>
     </w:p>
     <w:p>
@@ -4778,7 +5196,7 @@
           <w:rFonts w:ascii="맑은 고딕" w:hAnsi="맑은 고딕" w:eastAsia="맑은 고딕"/>
           <w:sz w:val="21"/>
         </w:rPr>
-        <w:t>: 평행 다발(랙)은 '형태'가 아니라 '공간(같은 축·높이·평행)'으로 정의해야 한다. 형태/길이</w:t>
+        <w:t>: 평행 다발은 '형태'가 아니라 '공간(같은 축으로 함께 진행 + 동일간격 + 레인 유지)'으로</w:t>
       </w:r>
     </w:p>
     <w:p>
@@ -4787,7 +5205,22 @@
           <w:rFonts w:ascii="맑은 고딕" w:hAnsi="맑은 고딕" w:eastAsia="맑은 고딕"/>
           <w:sz w:val="21"/>
         </w:rPr>
-        <w:t>유사도는 같은 랙의 분기 다양성을 과소평가해 검출을 망친다.</w:t>
+        <w:t xml:space="preserve">정의해야 한다. 그리고 진행축은 수평만이 아니라 </w:t>
+      </w:r>
+      <w:r>
+        <w:rPr>
+          <w:rFonts w:ascii="맑은 고딕" w:hAnsi="맑은 고딕" w:eastAsia="맑은 고딕"/>
+          <w:b/>
+          <w:sz w:val="21"/>
+        </w:rPr>
+        <w:t>수직도 대등하게</w:t>
+      </w:r>
+      <w:r>
+        <w:rPr>
+          <w:rFonts w:ascii="맑은 고딕" w:hAnsi="맑은 고딕" w:eastAsia="맑은 고딕"/>
+          <w:sz w:val="21"/>
+        </w:rPr>
+        <w:t xml:space="preserve"> 다뤄야 입상 다발을 놓치지 않는다.</w:t>
       </w:r>
     </w:p>
     <w:p>
